--- a/00-首页/题组Word/专项卷/一分册/专项卷I-教师版.docx
+++ b/00-首页/题组Word/专项卷/一分册/专项卷I-教师版.docx
@@ -5452,15 +5452,42 @@
         <w:rPr>
           <w:rFonts w:ascii="Times New Roman" w:hAnsi="Times New Roman" w:eastAsia="Times New Roman" w:cs="Times New Roman"/>
         </w:rPr>
-        <w:t xml:space="preserve"> NaHCO</w:t>
-      </w:r>
-      <w:r>
-        <w:rPr>
-          <w:rFonts w:ascii="Times New Roman" w:hAnsi="Times New Roman" w:eastAsia="Times New Roman" w:cs="Times New Roman"/>
-          <w:vertAlign w:val="subscript"/>
-        </w:rPr>
-        <w:t>3</w:t>
-      </w:r>
+        <w:t xml:space="preserve"> </w:t>
+      </w:r>
+      <m:oMath>
+        <m:oMathPr>
+          <m:ctrlPr>
+            <w:rPr>
+              <w:sz w:val="28"/>
+              <w:szCs w:val="28"/>
+            </w:rPr>
+          </m:ctrlPr>
+        </m:oMathPr>
+        <m:r>
+          <m:t>N</m:t>
+        </m:r>
+        <m:r>
+          <m:t>a</m:t>
+        </m:r>
+        <m:r>
+          <m:t>H</m:t>
+        </m:r>
+        <m:r>
+          <m:t>C</m:t>
+        </m:r>
+        <m:sSub>
+          <m:e>
+            <m:r>
+              <m:t>O</m:t>
+            </m:r>
+          </m:e>
+          <m:sub>
+            <m:r>
+              <m:t>3</m:t>
+            </m:r>
+          </m:sub>
+        </m:sSub>
+      </m:oMath>
       <w:r>
         <w:rPr>
           <w:rFonts w:ascii="Times New Roman" w:hAnsi="Times New Roman" w:eastAsia="Times New Roman" w:cs="Times New Roman"/>
@@ -5989,28 +6016,60 @@
         <w:rPr>
           <w:rFonts w:ascii="Times New Roman" w:hAnsi="Times New Roman" w:eastAsia="Times New Roman" w:cs="Times New Roman"/>
         </w:rPr>
-        <w:t xml:space="preserve"> Mg</w:t>
-      </w:r>
-      <w:r>
-        <w:rPr>
-          <w:rFonts w:ascii="Times New Roman" w:hAnsi="Times New Roman" w:eastAsia="Times New Roman" w:cs="Times New Roman"/>
-          <w:vertAlign w:val="superscript"/>
-        </w:rPr>
-        <w:t>2+</w:t>
-      </w:r>
-      <w:r>
-        <w:rPr>
-          <w:rFonts w:ascii="Times New Roman" w:hAnsi="Times New Roman" w:eastAsia="Times New Roman" w:cs="Times New Roman"/>
-        </w:rPr>
-        <w:t>、Al</w:t>
-      </w:r>
-      <w:r>
-        <w:rPr>
-          <w:rFonts w:ascii="Times New Roman" w:hAnsi="Times New Roman" w:eastAsia="Times New Roman" w:cs="Times New Roman"/>
-          <w:vertAlign w:val="superscript"/>
-        </w:rPr>
-        <w:t>3+</w:t>
-      </w:r>
+        <w:t xml:space="preserve"> </w:t>
+      </w:r>
+      <m:oMath>
+        <m:r>
+          <m:t>M</m:t>
+        </m:r>
+        <m:sSup>
+          <m:e>
+            <m:r>
+              <m:t>g</m:t>
+            </m:r>
+          </m:e>
+          <m:sup>
+            <m:r>
+              <m:t>2</m:t>
+            </m:r>
+            <m:r>
+              <m:rPr>
+                <m:sty m:val="p"/>
+              </m:rPr>
+              <m:t>+</m:t>
+            </m:r>
+          </m:sup>
+        </m:sSup>
+      </m:oMath>
+      <w:r>
+        <w:rPr>
+          <w:rFonts w:ascii="Times New Roman" w:hAnsi="Times New Roman" w:eastAsia="Times New Roman" w:cs="Times New Roman"/>
+        </w:rPr>
+        <w:t xml:space="preserve">、</w:t>
+      </w:r>
+      <m:oMath>
+        <m:r>
+          <m:t>A</m:t>
+        </m:r>
+        <m:sSup>
+          <m:e>
+            <m:r>
+              <m:t>l</m:t>
+            </m:r>
+          </m:e>
+          <m:sup>
+            <m:r>
+              <m:t>3</m:t>
+            </m:r>
+            <m:r>
+              <m:rPr>
+                <m:sty m:val="p"/>
+              </m:rPr>
+              <m:t>+</m:t>
+            </m:r>
+          </m:sup>
+        </m:sSup>
+      </m:oMath>
       <w:r>
         <w:rPr>
           <w:rFonts w:ascii="Times New Roman" w:hAnsi="Times New Roman" w:eastAsia="Times New Roman" w:cs="Times New Roman"/>
@@ -6063,28 +6122,72 @@
         <w:rPr>
           <w:rFonts w:ascii="Times New Roman" w:hAnsi="Times New Roman" w:eastAsia="Times New Roman" w:cs="Times New Roman"/>
         </w:rPr>
-        <w:t xml:space="preserve"> 0.1 mol HCl、0.1 mol MgCl</w:t>
-      </w:r>
-      <w:r>
-        <w:rPr>
-          <w:rFonts w:ascii="Times New Roman" w:hAnsi="Times New Roman" w:eastAsia="Times New Roman" w:cs="Times New Roman"/>
-          <w:vertAlign w:val="subscript"/>
-        </w:rPr>
-        <w:t>2</w:t>
-      </w:r>
-      <w:r>
-        <w:rPr>
-          <w:rFonts w:ascii="Times New Roman" w:hAnsi="Times New Roman" w:eastAsia="Times New Roman" w:cs="Times New Roman"/>
-        </w:rPr>
-        <w:t>、1.0 mol AlCl</w:t>
-      </w:r>
-      <w:r>
-        <w:rPr>
-          <w:rFonts w:ascii="Times New Roman" w:hAnsi="Times New Roman" w:eastAsia="Times New Roman" w:cs="Times New Roman"/>
-          <w:vertAlign w:val="subscript"/>
-        </w:rPr>
-        <w:t>3</w:t>
-      </w:r>
+        <w:t xml:space="preserve"> 0.1 mol HCl、0.1 mol</w:t>
+      </w:r>
+      <w:r>
+        <w:rPr>
+          <w:rFonts w:ascii="Times New Roman" w:hAnsi="Times New Roman" w:eastAsia="Times New Roman" w:cs="Times New Roman"/>
+        </w:rPr>
+        <w:t xml:space="preserve"> </w:t>
+      </w:r>
+      <m:oMath>
+        <m:r>
+          <m:t>M</m:t>
+        </m:r>
+        <m:r>
+          <m:t>g</m:t>
+        </m:r>
+        <m:r>
+          <m:t>C</m:t>
+        </m:r>
+        <m:sSub>
+          <m:e>
+            <m:r>
+              <m:t>l</m:t>
+            </m:r>
+          </m:e>
+          <m:sub>
+            <m:r>
+              <m:t>2</m:t>
+            </m:r>
+          </m:sub>
+        </m:sSub>
+      </m:oMath>
+      <w:r>
+        <w:rPr>
+          <w:rFonts w:ascii="Times New Roman" w:hAnsi="Times New Roman" w:eastAsia="Times New Roman" w:cs="Times New Roman"/>
+        </w:rPr>
+        <w:t xml:space="preserve">、1.0 mol</w:t>
+      </w:r>
+      <w:r>
+        <w:rPr>
+          <w:rFonts w:ascii="Times New Roman" w:hAnsi="Times New Roman" w:eastAsia="Times New Roman" w:cs="Times New Roman"/>
+        </w:rPr>
+        <w:t xml:space="preserve"> </w:t>
+      </w:r>
+      <m:oMath>
+        <m:r>
+          <m:t>A</m:t>
+        </m:r>
+        <m:r>
+          <m:t>l</m:t>
+        </m:r>
+        <m:r>
+          <m:t>C</m:t>
+        </m:r>
+        <m:sSub>
+          <m:e>
+            <m:r>
+              <m:t>l</m:t>
+            </m:r>
+          </m:e>
+          <m:sub>
+            <m:r>
+              <m:t>3</m:t>
+            </m:r>
+          </m:sub>
+        </m:sSub>
+      </m:oMath>
       <w:r>
         <w:rPr>
           <w:rFonts w:ascii="Times New Roman" w:hAnsi="Times New Roman" w:eastAsia="Times New Roman" w:cs="Times New Roman"/>
@@ -6301,18 +6404,31 @@
               <w:pStyle w:val="Compact"/>
               <w:jc w:val="center"/>
             </w:pPr>
+            <m:oMath>
+              <m:sSup>
+                <m:e>
+                  <m:r>
+                    <m:t>10</m:t>
+                  </m:r>
+                </m:e>
+                <m:sup>
+                  <m:r>
+                    <m:rPr>
+                      <m:sty m:val="p"/>
+                    </m:rPr>
+                    <m:t>−</m:t>
+                  </m:r>
+                  <m:r>
+                    <m:t>1</m:t>
+                  </m:r>
+                </m:sup>
+              </m:sSup>
+            </m:oMath>
             <w:r>
               <w:rPr>
                 <w:rFonts w:ascii="Times New Roman" w:hAnsi="Times New Roman" w:eastAsia="Times New Roman" w:cs="Times New Roman"/>
               </w:rPr>
-              <w:t>10</w:t>
-            </w:r>
-            <w:r>
-              <w:rPr>
-                <w:rFonts w:ascii="Times New Roman" w:hAnsi="Times New Roman" w:eastAsia="Times New Roman" w:cs="Times New Roman"/>
-                <w:vertAlign w:val="superscript"/>
-              </w:rPr>
-              <w:t>-1</w:t>
+              <w:t xml:space="preserve">​</w:t>
             </w:r>
           </w:p>
         </w:tc>
@@ -6323,18 +6439,31 @@
               <w:pStyle w:val="Compact"/>
               <w:jc w:val="center"/>
             </w:pPr>
+            <m:oMath>
+              <m:sSup>
+                <m:e>
+                  <m:r>
+                    <m:t>10</m:t>
+                  </m:r>
+                </m:e>
+                <m:sup>
+                  <m:r>
+                    <m:rPr>
+                      <m:sty m:val="p"/>
+                    </m:rPr>
+                    <m:t>−</m:t>
+                  </m:r>
+                  <m:r>
+                    <m:t>3</m:t>
+                  </m:r>
+                </m:sup>
+              </m:sSup>
+            </m:oMath>
             <w:r>
               <w:rPr>
                 <w:rFonts w:ascii="Times New Roman" w:hAnsi="Times New Roman" w:eastAsia="Times New Roman" w:cs="Times New Roman"/>
               </w:rPr>
-              <w:t>10</w:t>
-            </w:r>
-            <w:r>
-              <w:rPr>
-                <w:rFonts w:ascii="Times New Roman" w:hAnsi="Times New Roman" w:eastAsia="Times New Roman" w:cs="Times New Roman"/>
-                <w:vertAlign w:val="superscript"/>
-              </w:rPr>
-              <w:t>-3</w:t>
+              <w:t xml:space="preserve">​</w:t>
             </w:r>
           </w:p>
         </w:tc>
@@ -6345,18 +6474,31 @@
               <w:pStyle w:val="Compact"/>
               <w:jc w:val="center"/>
             </w:pPr>
+            <m:oMath>
+              <m:sSup>
+                <m:e>
+                  <m:r>
+                    <m:t>10</m:t>
+                  </m:r>
+                </m:e>
+                <m:sup>
+                  <m:r>
+                    <m:rPr>
+                      <m:sty m:val="p"/>
+                    </m:rPr>
+                    <m:t>−</m:t>
+                  </m:r>
+                  <m:r>
+                    <m:t>5</m:t>
+                  </m:r>
+                </m:sup>
+              </m:sSup>
+            </m:oMath>
             <w:r>
               <w:rPr>
                 <w:rFonts w:ascii="Times New Roman" w:hAnsi="Times New Roman" w:eastAsia="Times New Roman" w:cs="Times New Roman"/>
               </w:rPr>
-              <w:t>10</w:t>
-            </w:r>
-            <w:r>
-              <w:rPr>
-                <w:rFonts w:ascii="Times New Roman" w:hAnsi="Times New Roman" w:eastAsia="Times New Roman" w:cs="Times New Roman"/>
-                <w:vertAlign w:val="superscript"/>
-              </w:rPr>
-              <w:t>-5</w:t>
+              <w:t xml:space="preserve">​</w:t>
             </w:r>
           </w:p>
         </w:tc>
@@ -6440,18 +6582,31 @@
               <w:pStyle w:val="Compact"/>
               <w:jc w:val="center"/>
             </w:pPr>
+            <m:oMath>
+              <m:sSup>
+                <m:e>
+                  <m:r>
+                    <m:t>10</m:t>
+                  </m:r>
+                </m:e>
+                <m:sup>
+                  <m:r>
+                    <m:rPr>
+                      <m:sty m:val="p"/>
+                    </m:rPr>
+                    <m:t>−</m:t>
+                  </m:r>
+                  <m:r>
+                    <m:t>2</m:t>
+                  </m:r>
+                </m:sup>
+              </m:sSup>
+            </m:oMath>
             <w:r>
               <w:rPr>
                 <w:rFonts w:ascii="Times New Roman" w:hAnsi="Times New Roman" w:eastAsia="Times New Roman" w:cs="Times New Roman"/>
               </w:rPr>
-              <w:t>10</w:t>
-            </w:r>
-            <w:r>
-              <w:rPr>
-                <w:rFonts w:ascii="Times New Roman" w:hAnsi="Times New Roman" w:eastAsia="Times New Roman" w:cs="Times New Roman"/>
-                <w:vertAlign w:val="superscript"/>
-              </w:rPr>
-              <w:t>-2</w:t>
+              <w:t xml:space="preserve">​</w:t>
             </w:r>
           </w:p>
         </w:tc>
@@ -6462,18 +6617,31 @@
               <w:pStyle w:val="Compact"/>
               <w:jc w:val="center"/>
             </w:pPr>
+            <m:oMath>
+              <m:sSup>
+                <m:e>
+                  <m:r>
+                    <m:t>10</m:t>
+                  </m:r>
+                </m:e>
+                <m:sup>
+                  <m:r>
+                    <m:rPr>
+                      <m:sty m:val="p"/>
+                    </m:rPr>
+                    <m:t>−</m:t>
+                  </m:r>
+                  <m:r>
+                    <m:t>1</m:t>
+                  </m:r>
+                </m:sup>
+              </m:sSup>
+            </m:oMath>
             <w:r>
               <w:rPr>
                 <w:rFonts w:ascii="Times New Roman" w:hAnsi="Times New Roman" w:eastAsia="Times New Roman" w:cs="Times New Roman"/>
               </w:rPr>
-              <w:t>10</w:t>
-            </w:r>
-            <w:r>
-              <w:rPr>
-                <w:rFonts w:ascii="Times New Roman" w:hAnsi="Times New Roman" w:eastAsia="Times New Roman" w:cs="Times New Roman"/>
-                <w:vertAlign w:val="superscript"/>
-              </w:rPr>
-              <w:t>-1</w:t>
+              <w:t xml:space="preserve">​</w:t>
             </w:r>
           </w:p>
         </w:tc>
@@ -6903,15 +7071,25 @@
         <w:rPr>
           <w:rFonts w:ascii="Times New Roman" w:hAnsi="Times New Roman" w:eastAsia="Times New Roman" w:cs="Times New Roman"/>
         </w:rPr>
-        <w:t xml:space="preserve"> SO</w:t>
-      </w:r>
-      <w:r>
-        <w:rPr>
-          <w:rFonts w:ascii="Times New Roman" w:hAnsi="Times New Roman" w:eastAsia="Times New Roman" w:cs="Times New Roman"/>
-          <w:vertAlign w:val="subscript"/>
-        </w:rPr>
-        <w:t>3</w:t>
-      </w:r>
+        <w:t xml:space="preserve"> </w:t>
+      </w:r>
+      <m:oMath>
+        <m:r>
+          <m:t>S</m:t>
+        </m:r>
+        <m:sSub>
+          <m:e>
+            <m:r>
+              <m:t>O</m:t>
+            </m:r>
+          </m:e>
+          <m:sub>
+            <m:r>
+              <m:t>3</m:t>
+            </m:r>
+          </m:sub>
+        </m:sSub>
+      </m:oMath>
       <w:r>
         <w:rPr>
           <w:rFonts w:ascii="Times New Roman" w:hAnsi="Times New Roman" w:eastAsia="Times New Roman" w:cs="Times New Roman"/>
@@ -6940,15 +7118,25 @@
         <w:rPr>
           <w:rFonts w:ascii="Times New Roman" w:hAnsi="Times New Roman" w:eastAsia="Times New Roman" w:cs="Times New Roman"/>
         </w:rPr>
-        <w:t xml:space="preserve"> Cl</w:t>
-      </w:r>
-      <w:r>
-        <w:rPr>
-          <w:rFonts w:ascii="Times New Roman" w:hAnsi="Times New Roman" w:eastAsia="Times New Roman" w:cs="Times New Roman"/>
-          <w:vertAlign w:val="subscript"/>
-        </w:rPr>
-        <w:t>2</w:t>
-      </w:r>
+        <w:t xml:space="preserve"> </w:t>
+      </w:r>
+      <m:oMath>
+        <m:r>
+          <m:t>C</m:t>
+        </m:r>
+        <m:sSub>
+          <m:e>
+            <m:r>
+              <m:t>l</m:t>
+            </m:r>
+          </m:e>
+          <m:sub>
+            <m:r>
+              <m:t>2</m:t>
+            </m:r>
+          </m:sub>
+        </m:sSub>
+      </m:oMath>
       <w:r>
         <w:rPr>
           <w:rFonts w:ascii="Times New Roman" w:hAnsi="Times New Roman" w:eastAsia="Times New Roman" w:cs="Times New Roman"/>
@@ -7076,15 +7264,25 @@
         <w:rPr>
           <w:rFonts w:ascii="Times New Roman" w:hAnsi="Times New Roman" w:eastAsia="Times New Roman" w:cs="Times New Roman"/>
         </w:rPr>
-        <w:t xml:space="preserve"> SO</w:t>
-      </w:r>
-      <w:r>
-        <w:rPr>
-          <w:rFonts w:ascii="Times New Roman" w:hAnsi="Times New Roman" w:eastAsia="Times New Roman" w:cs="Times New Roman"/>
-          <w:vertAlign w:val="subscript"/>
-        </w:rPr>
-        <w:t>3</w:t>
-      </w:r>
+        <w:t xml:space="preserve"> </w:t>
+      </w:r>
+      <m:oMath>
+        <m:r>
+          <m:t>S</m:t>
+        </m:r>
+        <m:sSub>
+          <m:e>
+            <m:r>
+              <m:t>O</m:t>
+            </m:r>
+          </m:e>
+          <m:sub>
+            <m:r>
+              <m:t>3</m:t>
+            </m:r>
+          </m:sub>
+        </m:sSub>
+      </m:oMath>
       <w:r>
         <w:rPr>
           <w:rFonts w:ascii="Times New Roman" w:hAnsi="Times New Roman" w:eastAsia="Times New Roman" w:cs="Times New Roman"/>
@@ -7518,15 +7716,25 @@
         <w:rPr>
           <w:rFonts w:ascii="Times New Roman" w:hAnsi="Times New Roman" w:eastAsia="Times New Roman" w:cs="Times New Roman"/>
         </w:rPr>
-        <w:t xml:space="preserve"> SO</w:t>
-      </w:r>
-      <w:r>
-        <w:rPr>
-          <w:rFonts w:ascii="Times New Roman" w:hAnsi="Times New Roman" w:eastAsia="Times New Roman" w:cs="Times New Roman"/>
-          <w:vertAlign w:val="subscript"/>
-        </w:rPr>
-        <w:t>3</w:t>
-      </w:r>
+        <w:t xml:space="preserve"> </w:t>
+      </w:r>
+      <m:oMath>
+        <m:r>
+          <m:t>S</m:t>
+        </m:r>
+        <m:sSub>
+          <m:e>
+            <m:r>
+              <m:t>O</m:t>
+            </m:r>
+          </m:e>
+          <m:sub>
+            <m:r>
+              <m:t>3</m:t>
+            </m:r>
+          </m:sub>
+        </m:sSub>
+      </m:oMath>
       <w:r>
         <w:rPr>
           <w:rFonts w:ascii="Times New Roman" w:hAnsi="Times New Roman" w:eastAsia="Times New Roman" w:cs="Times New Roman"/>
@@ -9529,42 +9737,67 @@
         <w:rPr>
           <w:rFonts w:ascii="Times New Roman" w:hAnsi="Times New Roman" w:eastAsia="Times New Roman" w:cs="Times New Roman"/>
         </w:rPr>
-        <w:t xml:space="preserve"> NO</w:t>
-      </w:r>
-      <w:r>
-        <w:rPr>
-          <w:rFonts w:ascii="Times New Roman" w:hAnsi="Times New Roman" w:eastAsia="Times New Roman" w:cs="Times New Roman"/>
-          <w:vertAlign w:val="subscript"/>
-        </w:rPr>
-        <w:t>3</w:t>
-      </w:r>
-      <w:r>
-        <w:rPr>
-          <w:rFonts w:ascii="Times New Roman" w:hAnsi="Times New Roman" w:eastAsia="Times New Roman" w:cs="Times New Roman"/>
-          <w:vertAlign w:val="superscript"/>
-        </w:rPr>
-        <w:t>-</w:t>
-      </w:r>
-      <w:r>
-        <w:rPr>
-          <w:rFonts w:ascii="Times New Roman" w:hAnsi="Times New Roman" w:eastAsia="Times New Roman" w:cs="Times New Roman"/>
-        </w:rPr>
-        <w:t>、CO</w:t>
-      </w:r>
-      <w:r>
-        <w:rPr>
-          <w:rFonts w:ascii="Times New Roman" w:hAnsi="Times New Roman" w:eastAsia="Times New Roman" w:cs="Times New Roman"/>
-          <w:vertAlign w:val="subscript"/>
-        </w:rPr>
-        <w:t>3</w:t>
-      </w:r>
-      <w:r>
-        <w:rPr>
-          <w:rFonts w:ascii="Times New Roman" w:hAnsi="Times New Roman" w:eastAsia="Times New Roman" w:cs="Times New Roman"/>
-          <w:vertAlign w:val="superscript"/>
-        </w:rPr>
-        <w:t>2-</w:t>
-      </w:r>
+        <w:t xml:space="preserve"> </w:t>
+      </w:r>
+      <m:oMath>
+        <m:r>
+          <m:t>N</m:t>
+        </m:r>
+        <m:sSubSup>
+          <m:e>
+            <m:r>
+              <m:t>O</m:t>
+            </m:r>
+          </m:e>
+          <m:sub>
+            <m:r>
+              <m:t>3</m:t>
+            </m:r>
+          </m:sub>
+          <m:sup>
+            <m:r>
+              <m:rPr>
+                <m:sty m:val="p"/>
+              </m:rPr>
+              <m:t>−</m:t>
+            </m:r>
+          </m:sup>
+        </m:sSubSup>
+      </m:oMath>
+      <w:r>
+        <w:rPr>
+          <w:rFonts w:ascii="Times New Roman" w:hAnsi="Times New Roman" w:eastAsia="Times New Roman" w:cs="Times New Roman"/>
+        </w:rPr>
+        <w:t xml:space="preserve">、</w:t>
+      </w:r>
+      <m:oMath>
+        <m:r>
+          <m:t>C</m:t>
+        </m:r>
+        <m:sSubSup>
+          <m:e>
+            <m:r>
+              <m:t>O</m:t>
+            </m:r>
+          </m:e>
+          <m:sub>
+            <m:r>
+              <m:t>3</m:t>
+            </m:r>
+          </m:sub>
+          <m:sup>
+            <m:r>
+              <m:t>2</m:t>
+            </m:r>
+            <m:r>
+              <m:rPr>
+                <m:sty m:val="p"/>
+              </m:rPr>
+              <m:t>−</m:t>
+            </m:r>
+          </m:sup>
+        </m:sSubSup>
+      </m:oMath>
       <w:r>
         <w:rPr>
           <w:rFonts w:ascii="Times New Roman" w:hAnsi="Times New Roman" w:eastAsia="Times New Roman" w:cs="Times New Roman"/>
@@ -9595,51 +9828,84 @@
         </w:rPr>
         <w:t xml:space="preserve"> </w:t>
       </w:r>
-      <w:r>
-        <w:rPr>
-          <w:rFonts w:hint="eastAsia" w:ascii="Times New Roman" w:hAnsi="Times New Roman" w:eastAsia="Times New Roman" w:cs="Times New Roman"/>
-        </w:rPr>
-        <w:t>SiO</w:t>
-      </w:r>
-      <w:r>
-        <w:rPr>
-          <w:rFonts w:hint="eastAsia" w:ascii="Times New Roman" w:hAnsi="Times New Roman" w:eastAsia="Times New Roman" w:cs="Times New Roman"/>
-          <w:vertAlign w:val="subscript"/>
-        </w:rPr>
-        <w:t>3</w:t>
-      </w:r>
-      <w:r>
-        <w:rPr>
-          <w:rFonts w:hint="eastAsia" w:ascii="Times New Roman" w:hAnsi="Times New Roman" w:eastAsia="Times New Roman" w:cs="Times New Roman"/>
-          <w:vertAlign w:val="superscript"/>
-        </w:rPr>
-        <w:t>2-</w:t>
-      </w:r>
-      <w:r>
-        <w:rPr>
-          <w:rFonts w:hint="eastAsia" w:ascii="Times New Roman" w:hAnsi="Times New Roman" w:eastAsia="Times New Roman" w:cs="Times New Roman"/>
-        </w:rPr>
-        <w:t>、PO</w:t>
-      </w:r>
-      <w:r>
-        <w:rPr>
-          <w:rFonts w:hint="eastAsia" w:ascii="Times New Roman" w:hAnsi="Times New Roman" w:eastAsia="Times New Roman" w:cs="Times New Roman"/>
-          <w:vertAlign w:val="subscript"/>
-        </w:rPr>
-        <w:t>3</w:t>
-      </w:r>
-      <w:r>
-        <w:rPr>
-          <w:rFonts w:hint="eastAsia" w:ascii="Times New Roman" w:hAnsi="Times New Roman" w:eastAsia="Times New Roman" w:cs="Times New Roman"/>
-          <w:vertAlign w:val="superscript"/>
-        </w:rPr>
-        <w:t>3-</w:t>
-      </w:r>
-      <w:r>
-        <w:rPr>
-          <w:rFonts w:hint="eastAsia" w:ascii="Times New Roman" w:hAnsi="Times New Roman" w:eastAsia="Times New Roman" w:cs="Times New Roman"/>
-        </w:rPr>
-        <w:t>？</w:t>
+      <m:oMath>
+        <m:oMathPr>
+          <m:ctrlPr>
+            <w:rPr>
+              <w:sz w:val="28"/>
+              <w:szCs w:val="28"/>
+            </w:rPr>
+          </m:ctrlPr>
+        </m:oMathPr>
+        <m:r>
+          <m:t>S</m:t>
+        </m:r>
+        <m:r>
+          <m:t>i</m:t>
+        </m:r>
+        <m:sSubSup>
+          <m:e>
+            <m:r>
+              <m:t>O</m:t>
+            </m:r>
+          </m:e>
+          <m:sub>
+            <m:r>
+              <m:t>3</m:t>
+            </m:r>
+          </m:sub>
+          <m:sup>
+            <m:r>
+              <m:t>2</m:t>
+            </m:r>
+            <m:r>
+              <m:rPr>
+                <m:sty m:val="p"/>
+              </m:rPr>
+              <m:t>−</m:t>
+            </m:r>
+          </m:sup>
+        </m:sSubSup>
+      </m:oMath>
+      <w:r>
+        <w:rPr>
+          <w:rFonts w:ascii="Times New Roman" w:hAnsi="Times New Roman" w:eastAsia="Times New Roman" w:cs="Times New Roman"/>
+        </w:rPr>
+        <w:t xml:space="preserve">、</w:t>
+      </w:r>
+      <m:oMath>
+        <m:r>
+          <m:t>P</m:t>
+        </m:r>
+        <m:sSubSup>
+          <m:e>
+            <m:r>
+              <m:t>O</m:t>
+            </m:r>
+          </m:e>
+          <m:sub>
+            <m:r>
+              <m:t>3</m:t>
+            </m:r>
+          </m:sub>
+          <m:sup>
+            <m:r>
+              <m:t>3</m:t>
+            </m:r>
+            <m:r>
+              <m:rPr>
+                <m:sty m:val="p"/>
+              </m:rPr>
+              <m:t>−</m:t>
+            </m:r>
+          </m:sup>
+        </m:sSubSup>
+      </m:oMath>
+      <w:r>
+        <w:rPr>
+          <w:rFonts w:hint="eastAsia" w:ascii="Times New Roman" w:hAnsi="Times New Roman" w:eastAsia="Times New Roman" w:cs="Times New Roman"/>
+        </w:rPr>
+        <w:t xml:space="preserve">？</w:t>
       </w:r>
     </w:p>
     <w:p>
@@ -10433,7 +10699,62 @@
               <w:rPr>
                 <w:rFonts w:ascii="Times New Roman" w:hAnsi="Times New Roman" w:eastAsia="Times New Roman" w:cs="Times New Roman"/>
               </w:rPr>
-              <w:t xml:space="preserve"> ns^n np^(n−1) </w:t>
+              <w:t xml:space="preserve"> </w:t>
+            </w:r>
+            <m:oMath>
+              <m:r>
+                <m:t>n</m:t>
+              </m:r>
+              <m:sSup>
+                <m:e>
+                  <m:r>
+                    <m:t>s</m:t>
+                  </m:r>
+                </m:e>
+                <m:sup>
+                  <m:r>
+                    <m:t>n</m:t>
+                  </m:r>
+                </m:sup>
+              </m:sSup>
+            </m:oMath>
+            <w:r>
+              <w:rPr>
+                <w:rFonts w:ascii="Times New Roman" w:hAnsi="Times New Roman" w:eastAsia="Times New Roman" w:cs="Times New Roman"/>
+              </w:rPr>
+              <w:t xml:space="preserve"> </w:t>
+            </w:r>
+            <m:oMath>
+              <m:r>
+                <m:t>n</m:t>
+              </m:r>
+              <m:sSup>
+                <m:e>
+                  <m:r>
+                    <m:t>p</m:t>
+                  </m:r>
+                </m:e>
+                <m:sup>
+                  <m:r>
+                    <m:t>n</m:t>
+                  </m:r>
+                  <m:r>
+                    <m:rPr>
+                      <m:sty m:val="p"/>
+                    </m:rPr>
+                    <m:t>−</m:t>
+                  </m:r>
+                  <m:r>
+                    <m:t>1</m:t>
+                  </m:r>
+                </m:sup>
+              </m:sSup>
+            </m:oMath>
+            <w:r>
+              <w:rPr>
+                <w:rFonts w:ascii="Times New Roman" w:hAnsi="Times New Roman" w:eastAsia="Times New Roman" w:cs="Times New Roman"/>
+              </w:rPr>
+              <w:t xml:space="preserve"> </w:t>
             </w:r>
             <w:r>
               <w:rPr>
@@ -10820,15 +11141,25 @@
         <w:rPr>
           <w:rFonts w:ascii="Times New Roman" w:hAnsi="Times New Roman" w:eastAsia="Times New Roman" w:cs="Times New Roman"/>
         </w:rPr>
-        <w:t xml:space="preserve"> sp</w:t>
-      </w:r>
-      <w:r>
-        <w:rPr>
-          <w:rFonts w:ascii="Times New Roman" w:hAnsi="Times New Roman" w:eastAsia="Times New Roman" w:cs="Times New Roman"/>
-          <w:vertAlign w:val="superscript"/>
-        </w:rPr>
-        <w:t>3</w:t>
-      </w:r>
+        <w:t xml:space="preserve"> </w:t>
+      </w:r>
+      <m:oMath>
+        <m:r>
+          <m:t>s</m:t>
+        </m:r>
+        <m:sSup>
+          <m:e>
+            <m:r>
+              <m:t>p</m:t>
+            </m:r>
+          </m:e>
+          <m:sup>
+            <m:r>
+              <m:t>3</m:t>
+            </m:r>
+          </m:sup>
+        </m:sSup>
+      </m:oMath>
       <w:r>
         <w:rPr>
           <w:rFonts w:ascii="Times New Roman" w:hAnsi="Times New Roman" w:eastAsia="Times New Roman" w:cs="Times New Roman"/>
@@ -10850,41 +11181,71 @@
         <w:rPr>
           <w:rFonts w:ascii="Times New Roman" w:hAnsi="Times New Roman" w:eastAsia="Times New Roman" w:cs="Times New Roman"/>
         </w:rPr>
-        <w:t>B. O</w:t>
-      </w:r>
-      <w:r>
-        <w:rPr>
-          <w:rFonts w:ascii="Times New Roman" w:hAnsi="Times New Roman" w:eastAsia="Times New Roman" w:cs="Times New Roman"/>
-          <w:vertAlign w:val="subscript"/>
-        </w:rPr>
-        <w:t>2</w:t>
-      </w:r>
-      <w:r>
-        <w:rPr>
-          <w:rFonts w:ascii="Times New Roman" w:hAnsi="Times New Roman" w:eastAsia="Times New Roman" w:cs="Times New Roman"/>
-        </w:rPr>
-        <w:t>、CO</w:t>
-      </w:r>
-      <w:r>
-        <w:rPr>
-          <w:rFonts w:ascii="Times New Roman" w:hAnsi="Times New Roman" w:eastAsia="Times New Roman" w:cs="Times New Roman"/>
-          <w:vertAlign w:val="subscript"/>
-        </w:rPr>
-        <w:t>2</w:t>
-      </w:r>
-      <w:r>
-        <w:rPr>
-          <w:rFonts w:ascii="Times New Roman" w:hAnsi="Times New Roman" w:eastAsia="Times New Roman" w:cs="Times New Roman"/>
-        </w:rPr>
-        <w:t>、N</w:t>
-      </w:r>
-      <w:r>
-        <w:rPr>
-          <w:rFonts w:ascii="Times New Roman" w:hAnsi="Times New Roman" w:eastAsia="Times New Roman" w:cs="Times New Roman"/>
-          <w:vertAlign w:val="subscript"/>
-        </w:rPr>
-        <w:t>2</w:t>
-      </w:r>
+        <w:t xml:space="preserve">B.</w:t>
+      </w:r>
+      <w:r>
+        <w:rPr>
+          <w:rFonts w:ascii="Times New Roman" w:hAnsi="Times New Roman" w:eastAsia="Times New Roman" w:cs="Times New Roman"/>
+        </w:rPr>
+        <w:t xml:space="preserve"> </w:t>
+      </w:r>
+      <m:oMath>
+        <m:sSub>
+          <m:e>
+            <m:r>
+              <m:t>O</m:t>
+            </m:r>
+          </m:e>
+          <m:sub>
+            <m:r>
+              <m:t>2</m:t>
+            </m:r>
+          </m:sub>
+        </m:sSub>
+      </m:oMath>
+      <w:r>
+        <w:rPr>
+          <w:rFonts w:ascii="Times New Roman" w:hAnsi="Times New Roman" w:eastAsia="Times New Roman" w:cs="Times New Roman"/>
+        </w:rPr>
+        <w:t xml:space="preserve">、</w:t>
+      </w:r>
+      <m:oMath>
+        <m:r>
+          <m:t>C</m:t>
+        </m:r>
+        <m:sSub>
+          <m:e>
+            <m:r>
+              <m:t>O</m:t>
+            </m:r>
+          </m:e>
+          <m:sub>
+            <m:r>
+              <m:t>2</m:t>
+            </m:r>
+          </m:sub>
+        </m:sSub>
+      </m:oMath>
+      <w:r>
+        <w:rPr>
+          <w:rFonts w:ascii="Times New Roman" w:hAnsi="Times New Roman" w:eastAsia="Times New Roman" w:cs="Times New Roman"/>
+        </w:rPr>
+        <w:t xml:space="preserve">、</w:t>
+      </w:r>
+      <m:oMath>
+        <m:sSub>
+          <m:e>
+            <m:r>
+              <m:t>N</m:t>
+            </m:r>
+          </m:e>
+          <m:sub>
+            <m:r>
+              <m:t>2</m:t>
+            </m:r>
+          </m:sub>
+        </m:sSub>
+      </m:oMath>
       <w:r>
         <w:rPr>
           <w:rFonts w:ascii="Times New Roman" w:hAnsi="Times New Roman" w:eastAsia="Times New Roman" w:cs="Times New Roman"/>
@@ -10918,15 +11279,22 @@
         <w:rPr>
           <w:rFonts w:ascii="Times New Roman" w:hAnsi="Times New Roman" w:eastAsia="Times New Roman" w:cs="Times New Roman"/>
         </w:rPr>
-        <w:t xml:space="preserve"> N</w:t>
-      </w:r>
-      <w:r>
-        <w:rPr>
-          <w:rFonts w:ascii="Times New Roman" w:hAnsi="Times New Roman" w:eastAsia="Times New Roman" w:cs="Times New Roman"/>
-          <w:vertAlign w:val="subscript"/>
-        </w:rPr>
-        <w:t>2</w:t>
-      </w:r>
+        <w:t xml:space="preserve"> </w:t>
+      </w:r>
+      <m:oMath>
+        <m:sSub>
+          <m:e>
+            <m:r>
+              <m:t>N</m:t>
+            </m:r>
+          </m:e>
+          <m:sub>
+            <m:r>
+              <m:t>2</m:t>
+            </m:r>
+          </m:sub>
+        </m:sSub>
+      </m:oMath>
       <w:r>
         <w:rPr>
           <w:rFonts w:ascii="Times New Roman" w:hAnsi="Times New Roman" w:eastAsia="Times New Roman" w:cs="Times New Roman"/>
@@ -10997,19 +11365,26 @@
         </w:rPr>
         <w:t xml:space="preserve"> </w:t>
       </w:r>
-      <w:r>
-        <w:rPr>
-          <w:rFonts w:hint="eastAsia" w:ascii="Times New Roman" w:hAnsi="Times New Roman" w:eastAsia="Times New Roman" w:cs="Times New Roman"/>
-        </w:rPr>
-        <w:t>NO</w:t>
-      </w:r>
-      <w:r>
-        <w:rPr>
-          <w:rFonts w:hint="eastAsia" w:ascii="Times New Roman" w:hAnsi="Times New Roman" w:eastAsia="Times New Roman" w:cs="Times New Roman"/>
-          <w:vertAlign w:val="superscript"/>
-        </w:rPr>
-        <w:t>+</w:t>
-      </w:r>
+      <m:oMath>
+        <m:r>
+          <m:t>N</m:t>
+        </m:r>
+        <m:sSup>
+          <m:e>
+            <m:r>
+              <m:t>O</m:t>
+            </m:r>
+          </m:e>
+          <m:sup>
+            <m:r>
+              <m:rPr>
+                <m:sty m:val="p"/>
+              </m:rPr>
+              <m:t>+</m:t>
+            </m:r>
+          </m:sup>
+        </m:sSup>
+      </m:oMath>
       <w:r>
         <w:rPr>
           <w:rFonts w:hint="eastAsia" w:ascii="Times New Roman" w:hAnsi="Times New Roman" w:eastAsia="Times New Roman" w:cs="Times New Roman"/>
@@ -11365,13 +11740,10 @@
           </m:e>
           <m:sup>
             <m:r>
-              <m:t>2</m:t>
+              <m:t>25</m:t>
             </m:r>
           </m:sup>
         </m:sSup>
-        <m:r>
-          <m:t>5</m:t>
-        </m:r>
         <m:sSup>
           <m:e>
             <m:r>
@@ -11774,15 +12146,28 @@
         <w:rPr>
           <w:rFonts w:hint="eastAsia" w:ascii="Times New Roman" w:hAnsi="Times New Roman" w:eastAsia="Times New Roman" w:cs="Times New Roman"/>
         </w:rPr>
-        <w:t>：Li</w:t>
-      </w:r>
-      <w:r>
-        <w:rPr>
-          <w:rFonts w:hint="eastAsia" w:ascii="Times New Roman" w:hAnsi="Times New Roman" w:eastAsia="Times New Roman" w:cs="Times New Roman"/>
-          <w:vertAlign w:val="superscript"/>
-        </w:rPr>
-        <w:t>+</w:t>
-      </w:r>
+        <w:t>：</w:t>
+      </w:r>
+      <m:oMath>
+        <m:r>
+          <m:t>L</m:t>
+        </m:r>
+        <m:sSup>
+          <m:e>
+            <m:r>
+              <m:t>i</m:t>
+            </m:r>
+          </m:e>
+          <m:sup>
+            <m:r>
+              <m:rPr>
+                <m:sty m:val="p"/>
+              </m:rPr>
+              <m:t>+</m:t>
+            </m:r>
+          </m:sup>
+        </m:sSup>
+      </m:oMath>
       <w:r>
         <w:rPr>
           <w:rFonts w:ascii="Times New Roman" w:hAnsi="Times New Roman" w:eastAsia="Times New Roman" w:cs="Times New Roman"/>
@@ -11799,15 +12184,31 @@
         <w:rPr>
           <w:rFonts w:ascii="Times New Roman" w:hAnsi="Times New Roman" w:eastAsia="Times New Roman" w:cs="Times New Roman"/>
         </w:rPr>
-        <w:t xml:space="preserve"> Be</w:t>
-      </w:r>
-      <w:r>
-        <w:rPr>
-          <w:rFonts w:ascii="Times New Roman" w:hAnsi="Times New Roman" w:eastAsia="Times New Roman" w:cs="Times New Roman"/>
-          <w:vertAlign w:val="superscript"/>
-        </w:rPr>
-        <w:t>2+</w:t>
-      </w:r>
+        <w:t xml:space="preserve"> </w:t>
+      </w:r>
+      <m:oMath>
+        <m:r>
+          <m:t>B</m:t>
+        </m:r>
+        <m:sSup>
+          <m:e>
+            <m:r>
+              <m:t>e</m:t>
+            </m:r>
+          </m:e>
+          <m:sup>
+            <m:r>
+              <m:t>2</m:t>
+            </m:r>
+            <m:r>
+              <m:rPr>
+                <m:sty m:val="p"/>
+              </m:rPr>
+              <m:t>+</m:t>
+            </m:r>
+          </m:sup>
+        </m:sSup>
+      </m:oMath>
     </w:p>
     <w:p>
       <w:pPr>
@@ -11826,15 +12227,31 @@
         <w:rPr>
           <w:rFonts w:hint="eastAsia" w:ascii="Times New Roman" w:hAnsi="Times New Roman" w:eastAsia="Times New Roman" w:cs="Times New Roman"/>
         </w:rPr>
-        <w:t>：Fe</w:t>
-      </w:r>
-      <w:r>
-        <w:rPr>
-          <w:rFonts w:hint="eastAsia" w:ascii="Times New Roman" w:hAnsi="Times New Roman" w:eastAsia="Times New Roman" w:cs="Times New Roman"/>
-          <w:vertAlign w:val="superscript"/>
-        </w:rPr>
-        <w:t>2+</w:t>
-      </w:r>
+        <w:t>：</w:t>
+      </w:r>
+      <m:oMath>
+        <m:r>
+          <m:t>F</m:t>
+        </m:r>
+        <m:sSup>
+          <m:e>
+            <m:r>
+              <m:t>e</m:t>
+            </m:r>
+          </m:e>
+          <m:sup>
+            <m:r>
+              <m:t>2</m:t>
+            </m:r>
+            <m:r>
+              <m:rPr>
+                <m:sty m:val="p"/>
+              </m:rPr>
+              <m:t>+</m:t>
+            </m:r>
+          </m:sup>
+        </m:sSup>
+      </m:oMath>
       <w:r>
         <w:rPr>
           <w:rFonts w:ascii="Times New Roman" w:hAnsi="Times New Roman" w:eastAsia="Times New Roman" w:cs="Times New Roman"/>
@@ -11851,15 +12268,31 @@
         <w:rPr>
           <w:rFonts w:ascii="Times New Roman" w:hAnsi="Times New Roman" w:eastAsia="Times New Roman" w:cs="Times New Roman"/>
         </w:rPr>
-        <w:t xml:space="preserve"> Fe</w:t>
-      </w:r>
-      <w:r>
-        <w:rPr>
-          <w:rFonts w:ascii="Times New Roman" w:hAnsi="Times New Roman" w:eastAsia="Times New Roman" w:cs="Times New Roman"/>
-          <w:vertAlign w:val="superscript"/>
-        </w:rPr>
-        <w:t>3+</w:t>
-      </w:r>
+        <w:t xml:space="preserve"> </w:t>
+      </w:r>
+      <m:oMath>
+        <m:r>
+          <m:t>F</m:t>
+        </m:r>
+        <m:sSup>
+          <m:e>
+            <m:r>
+              <m:t>e</m:t>
+            </m:r>
+          </m:e>
+          <m:sup>
+            <m:r>
+              <m:t>3</m:t>
+            </m:r>
+            <m:r>
+              <m:rPr>
+                <m:sty m:val="p"/>
+              </m:rPr>
+              <m:t>+</m:t>
+            </m:r>
+          </m:sup>
+        </m:sSup>
+      </m:oMath>
     </w:p>
     <w:p>
       <w:pPr>
@@ -16143,166 +16576,7 @@
         <w:rPr>
           <w:rFonts w:hint="eastAsia" w:ascii="Times New Roman" w:hAnsi="Times New Roman" w:eastAsia="Times New Roman" w:cs="Times New Roman"/>
         </w:rPr>
-        <w:t>(LiAlH</w:t>
-      </w:r>
-      <w:r>
-        <w:rPr>
-          <w:rFonts w:hint="eastAsia" w:ascii="Times New Roman" w:hAnsi="Times New Roman" w:eastAsia="Times New Roman" w:cs="Times New Roman"/>
-          <w:vertAlign w:val="subscript"/>
-        </w:rPr>
-        <w:t>4</w:t>
-      </w:r>
-      <w:r>
-        <w:rPr>
-          <w:rFonts w:hint="eastAsia" w:ascii="Times New Roman" w:hAnsi="Times New Roman" w:eastAsia="Times New Roman" w:cs="Times New Roman"/>
-        </w:rPr>
-        <w:t>)</w:t>
-      </w:r>
-      <w:r>
-        <w:rPr>
-          <w:rFonts w:hint="eastAsia" w:ascii="Times New Roman" w:hAnsi="Times New Roman" w:eastAsia="FangSong" w:cs="Times New Roman"/>
-        </w:rPr>
-        <w:t>是一种易燃</w:t>
-      </w:r>
-      <w:r>
-        <w:rPr>
-          <w:rFonts w:hint="eastAsia" w:ascii="Times New Roman" w:hAnsi="Times New Roman" w:eastAsia="Times New Roman" w:cs="Times New Roman"/>
-        </w:rPr>
-        <w:t>、</w:t>
-      </w:r>
-      <w:r>
-        <w:rPr>
-          <w:rFonts w:hint="eastAsia" w:ascii="Times New Roman" w:hAnsi="Times New Roman" w:eastAsia="FangSong" w:cs="Times New Roman"/>
-        </w:rPr>
-        <w:t>易爆</w:t>
-      </w:r>
-      <w:r>
-        <w:rPr>
-          <w:rFonts w:hint="eastAsia" w:ascii="Times New Roman" w:hAnsi="Times New Roman" w:eastAsia="Times New Roman" w:cs="Times New Roman"/>
-        </w:rPr>
-        <w:t>、</w:t>
-      </w:r>
-      <w:r>
-        <w:rPr>
-          <w:rFonts w:hint="eastAsia" w:ascii="Times New Roman" w:hAnsi="Times New Roman" w:eastAsia="FangSong" w:cs="Times New Roman"/>
-        </w:rPr>
-        <w:t>还原性极强的含氢化物</w:t>
-      </w:r>
-      <w:r>
-        <w:rPr>
-          <w:rFonts w:hint="eastAsia" w:ascii="Times New Roman" w:hAnsi="Times New Roman" w:eastAsia="Times New Roman" w:cs="Times New Roman"/>
-        </w:rPr>
-        <w:t>,</w:t>
-      </w:r>
-      <w:r>
-        <w:rPr>
-          <w:rFonts w:hint="eastAsia" w:ascii="Times New Roman" w:hAnsi="Times New Roman" w:eastAsia="FangSong" w:cs="Times New Roman"/>
-        </w:rPr>
-        <w:t>广泛应用于化工</w:t>
-      </w:r>
-      <w:r>
-        <w:rPr>
-          <w:rFonts w:hint="eastAsia" w:ascii="Times New Roman" w:hAnsi="Times New Roman" w:eastAsia="Times New Roman" w:cs="Times New Roman"/>
-        </w:rPr>
-        <w:t>、</w:t>
-      </w:r>
-      <w:r>
-        <w:rPr>
-          <w:rFonts w:hint="eastAsia" w:ascii="Times New Roman" w:hAnsi="Times New Roman" w:eastAsia="FangSong" w:cs="Times New Roman"/>
-        </w:rPr>
-        <w:t>制药</w:t>
-      </w:r>
-      <w:r>
-        <w:rPr>
-          <w:rFonts w:hint="eastAsia" w:ascii="Times New Roman" w:hAnsi="Times New Roman" w:eastAsia="Times New Roman" w:cs="Times New Roman"/>
-        </w:rPr>
-        <w:t>、</w:t>
-      </w:r>
-      <w:r>
-        <w:rPr>
-          <w:rFonts w:hint="eastAsia" w:ascii="Times New Roman" w:hAnsi="Times New Roman" w:eastAsia="FangSong" w:cs="Times New Roman"/>
-        </w:rPr>
-        <w:t>精细有机化工等行业</w:t>
-      </w:r>
-      <w:r>
-        <w:rPr>
-          <w:rFonts w:hint="eastAsia" w:ascii="Times New Roman" w:hAnsi="Times New Roman" w:eastAsia="Times New Roman" w:cs="Times New Roman"/>
-        </w:rPr>
-        <w:t>。</w:t>
-      </w:r>
-      <w:r>
-        <w:rPr>
-          <w:rFonts w:hint="eastAsia" w:ascii="Times New Roman" w:hAnsi="Times New Roman" w:eastAsia="FangSong" w:cs="Times New Roman"/>
-        </w:rPr>
-        <w:t>在</w:t>
-      </w:r>
-      <w:r>
-        <w:rPr>
-          <w:rFonts w:ascii="Times New Roman" w:hAnsi="Times New Roman" w:eastAsia="Times New Roman" w:cs="Times New Roman"/>
-        </w:rPr>
-        <w:t xml:space="preserve"> 125℃ </w:t>
-      </w:r>
-      <w:r>
-        <w:rPr>
-          <w:rFonts w:hint="eastAsia" w:ascii="Times New Roman" w:hAnsi="Times New Roman" w:eastAsia="FangSong" w:cs="Times New Roman"/>
-        </w:rPr>
-        <w:t>时分解为氢气</w:t>
-      </w:r>
-      <w:r>
-        <w:rPr>
-          <w:rFonts w:hint="eastAsia" w:ascii="Times New Roman" w:hAnsi="Times New Roman" w:eastAsia="Times New Roman" w:cs="Times New Roman"/>
-        </w:rPr>
-        <w:t>、</w:t>
-      </w:r>
-      <w:r>
-        <w:rPr>
-          <w:rFonts w:hint="eastAsia" w:ascii="Times New Roman" w:hAnsi="Times New Roman" w:eastAsia="FangSong" w:cs="Times New Roman"/>
-        </w:rPr>
-        <w:t>金属铝及氢化锂</w:t>
-      </w:r>
-      <w:r>
-        <w:rPr>
-          <w:rFonts w:hint="eastAsia" w:ascii="Times New Roman" w:hAnsi="Times New Roman" w:eastAsia="Times New Roman" w:cs="Times New Roman"/>
-        </w:rPr>
-        <w:t>(LiH)。</w:t>
-      </w:r>
-    </w:p>
-    <w:p>
-      <w:pPr>
-        <w:numPr>
-          <w:ilvl w:val="0"/>
-          <w:numId w:val="1022"/>
-        </w:numPr>
-      </w:pPr>
-      <w:r>
-        <w:rPr>
-          <w:rFonts w:hint="eastAsia" w:ascii="Times New Roman" w:hAnsi="Times New Roman" w:eastAsia="FangSong" w:cs="Times New Roman"/>
-        </w:rPr>
-        <w:t xml:space="preserve">写出氢化铝锂分解的化学方程式</w:t>
-      </w:r>
-      <w:r>
-        <w:rPr>
-          <w:rFonts w:ascii="Times New Roman" w:hAnsi="Times New Roman" w:eastAsia="Times New Roman" w:cs="Times New Roman"/>
-        </w:rPr>
-        <w:t xml:space="preserve"> </w:t>
-      </w:r>
-      <w:r>
-        <w:rPr>
-          <w:rFonts w:hint="eastAsia" w:ascii="Times New Roman" w:hAnsi="Times New Roman" w:eastAsia="Times New Roman" w:cs="Times New Roman"/>
-        </w:rPr>
-        <w:t>____；</w:t>
-      </w:r>
-      <w:r>
-        <w:rPr>
-          <w:rFonts w:hint="eastAsia" w:ascii="Times New Roman" w:hAnsi="Times New Roman" w:eastAsia="FangSong" w:cs="Times New Roman"/>
-        </w:rPr>
-        <w:t>每生成</w:t>
-      </w:r>
-      <w:r>
-        <w:rPr>
-          <w:rFonts w:ascii="Times New Roman" w:hAnsi="Times New Roman" w:eastAsia="Times New Roman" w:cs="Times New Roman"/>
-        </w:rPr>
-        <w:t xml:space="preserve"> </w:t>
+        <w:t>(</w:t>
       </w:r>
       <m:oMath>
         <m:oMathPr>
@@ -16314,6 +16588,192 @@
           </m:ctrlPr>
         </m:oMathPr>
         <m:r>
+          <m:t>L</m:t>
+        </m:r>
+        <m:r>
+          <m:t>i</m:t>
+        </m:r>
+        <m:r>
+          <m:t>A</m:t>
+        </m:r>
+        <m:r>
+          <m:t>l</m:t>
+        </m:r>
+        <m:sSub>
+          <m:e>
+            <m:r>
+              <m:t>H</m:t>
+            </m:r>
+          </m:e>
+          <m:sub>
+            <m:r>
+              <m:t>4</m:t>
+            </m:r>
+          </m:sub>
+        </m:sSub>
+      </m:oMath>
+      <w:r>
+        <w:rPr>
+          <w:rFonts w:hint="eastAsia" w:ascii="Times New Roman" w:hAnsi="Times New Roman" w:eastAsia="Times New Roman" w:cs="Times New Roman"/>
+        </w:rPr>
+        <w:t>)</w:t>
+      </w:r>
+      <w:r>
+        <w:rPr>
+          <w:rFonts w:hint="eastAsia" w:ascii="Times New Roman" w:hAnsi="Times New Roman" w:eastAsia="FangSong" w:cs="Times New Roman"/>
+        </w:rPr>
+        <w:t>是一种易燃</w:t>
+      </w:r>
+      <w:r>
+        <w:rPr>
+          <w:rFonts w:hint="eastAsia" w:ascii="Times New Roman" w:hAnsi="Times New Roman" w:eastAsia="Times New Roman" w:cs="Times New Roman"/>
+        </w:rPr>
+        <w:t>、</w:t>
+      </w:r>
+      <w:r>
+        <w:rPr>
+          <w:rFonts w:hint="eastAsia" w:ascii="Times New Roman" w:hAnsi="Times New Roman" w:eastAsia="FangSong" w:cs="Times New Roman"/>
+        </w:rPr>
+        <w:t>易爆</w:t>
+      </w:r>
+      <w:r>
+        <w:rPr>
+          <w:rFonts w:hint="eastAsia" w:ascii="Times New Roman" w:hAnsi="Times New Roman" w:eastAsia="Times New Roman" w:cs="Times New Roman"/>
+        </w:rPr>
+        <w:t>、</w:t>
+      </w:r>
+      <w:r>
+        <w:rPr>
+          <w:rFonts w:hint="eastAsia" w:ascii="Times New Roman" w:hAnsi="Times New Roman" w:eastAsia="FangSong" w:cs="Times New Roman"/>
+        </w:rPr>
+        <w:t>还原性极强的含氢化物</w:t>
+      </w:r>
+      <w:r>
+        <w:rPr>
+          <w:rFonts w:hint="eastAsia" w:ascii="Times New Roman" w:hAnsi="Times New Roman" w:eastAsia="Times New Roman" w:cs="Times New Roman"/>
+        </w:rPr>
+        <w:t>,</w:t>
+      </w:r>
+      <w:r>
+        <w:rPr>
+          <w:rFonts w:hint="eastAsia" w:ascii="Times New Roman" w:hAnsi="Times New Roman" w:eastAsia="FangSong" w:cs="Times New Roman"/>
+        </w:rPr>
+        <w:t>广泛应用于化工</w:t>
+      </w:r>
+      <w:r>
+        <w:rPr>
+          <w:rFonts w:hint="eastAsia" w:ascii="Times New Roman" w:hAnsi="Times New Roman" w:eastAsia="Times New Roman" w:cs="Times New Roman"/>
+        </w:rPr>
+        <w:t>、</w:t>
+      </w:r>
+      <w:r>
+        <w:rPr>
+          <w:rFonts w:hint="eastAsia" w:ascii="Times New Roman" w:hAnsi="Times New Roman" w:eastAsia="FangSong" w:cs="Times New Roman"/>
+        </w:rPr>
+        <w:t>制药</w:t>
+      </w:r>
+      <w:r>
+        <w:rPr>
+          <w:rFonts w:hint="eastAsia" w:ascii="Times New Roman" w:hAnsi="Times New Roman" w:eastAsia="Times New Roman" w:cs="Times New Roman"/>
+        </w:rPr>
+        <w:t>、</w:t>
+      </w:r>
+      <w:r>
+        <w:rPr>
+          <w:rFonts w:hint="eastAsia" w:ascii="Times New Roman" w:hAnsi="Times New Roman" w:eastAsia="FangSong" w:cs="Times New Roman"/>
+        </w:rPr>
+        <w:t>精细有机化工等行业</w:t>
+      </w:r>
+      <w:r>
+        <w:rPr>
+          <w:rFonts w:hint="eastAsia" w:ascii="Times New Roman" w:hAnsi="Times New Roman" w:eastAsia="Times New Roman" w:cs="Times New Roman"/>
+        </w:rPr>
+        <w:t>。</w:t>
+      </w:r>
+      <w:r>
+        <w:rPr>
+          <w:rFonts w:hint="eastAsia" w:ascii="Times New Roman" w:hAnsi="Times New Roman" w:eastAsia="FangSong" w:cs="Times New Roman"/>
+        </w:rPr>
+        <w:t>在</w:t>
+      </w:r>
+      <w:r>
+        <w:rPr>
+          <w:rFonts w:ascii="Times New Roman" w:hAnsi="Times New Roman" w:eastAsia="Times New Roman" w:cs="Times New Roman"/>
+        </w:rPr>
+        <w:t xml:space="preserve"> 125℃ </w:t>
+      </w:r>
+      <w:r>
+        <w:rPr>
+          <w:rFonts w:hint="eastAsia" w:ascii="Times New Roman" w:hAnsi="Times New Roman" w:eastAsia="FangSong" w:cs="Times New Roman"/>
+        </w:rPr>
+        <w:t>时分解为氢气</w:t>
+      </w:r>
+      <w:r>
+        <w:rPr>
+          <w:rFonts w:hint="eastAsia" w:ascii="Times New Roman" w:hAnsi="Times New Roman" w:eastAsia="Times New Roman" w:cs="Times New Roman"/>
+        </w:rPr>
+        <w:t>、</w:t>
+      </w:r>
+      <w:r>
+        <w:rPr>
+          <w:rFonts w:hint="eastAsia" w:ascii="Times New Roman" w:hAnsi="Times New Roman" w:eastAsia="FangSong" w:cs="Times New Roman"/>
+        </w:rPr>
+        <w:t>金属铝及氢化锂</w:t>
+      </w:r>
+      <w:r>
+        <w:rPr>
+          <w:rFonts w:hint="eastAsia" w:ascii="Times New Roman" w:hAnsi="Times New Roman" w:eastAsia="Times New Roman" w:cs="Times New Roman"/>
+        </w:rPr>
+        <w:t>(LiH)。</w:t>
+      </w:r>
+    </w:p>
+    <w:p>
+      <w:pPr>
+        <w:numPr>
+          <w:ilvl w:val="0"/>
+          <w:numId w:val="1022"/>
+        </w:numPr>
+      </w:pPr>
+      <w:r>
+        <w:rPr>
+          <w:rFonts w:hint="eastAsia" w:ascii="Times New Roman" w:hAnsi="Times New Roman" w:eastAsia="FangSong" w:cs="Times New Roman"/>
+        </w:rPr>
+        <w:t xml:space="preserve">写出氢化铝锂分解的化学方程式</w:t>
+      </w:r>
+      <w:r>
+        <w:rPr>
+          <w:rFonts w:ascii="Times New Roman" w:hAnsi="Times New Roman" w:eastAsia="Times New Roman" w:cs="Times New Roman"/>
+        </w:rPr>
+        <w:t xml:space="preserve"> </w:t>
+      </w:r>
+      <w:r>
+        <w:rPr>
+          <w:rFonts w:hint="eastAsia" w:ascii="Times New Roman" w:hAnsi="Times New Roman" w:eastAsia="Times New Roman" w:cs="Times New Roman"/>
+        </w:rPr>
+        <w:t>____；</w:t>
+      </w:r>
+      <w:r>
+        <w:rPr>
+          <w:rFonts w:hint="eastAsia" w:ascii="Times New Roman" w:hAnsi="Times New Roman" w:eastAsia="FangSong" w:cs="Times New Roman"/>
+        </w:rPr>
+        <w:t>每生成</w:t>
+      </w:r>
+      <w:r>
+        <w:rPr>
+          <w:rFonts w:ascii="Times New Roman" w:hAnsi="Times New Roman" w:eastAsia="Times New Roman" w:cs="Times New Roman"/>
+        </w:rPr>
+        <w:t xml:space="preserve"> </w:t>
+      </w:r>
+      <m:oMath>
+        <m:oMathPr>
+          <m:ctrlPr>
+            <w:rPr>
+              <w:sz w:val="28"/>
+              <w:szCs w:val="28"/>
+            </w:rPr>
+          </m:ctrlPr>
+        </m:oMathPr>
+        <m:r>
           <m:t>1</m:t>
         </m:r>
         <m:r>
@@ -16721,15 +17181,31 @@
         <w:rPr>
           <w:rFonts w:ascii="Times New Roman" w:hAnsi="Times New Roman" w:eastAsia="Times New Roman" w:cs="Times New Roman"/>
         </w:rPr>
-        <w:t xml:space="preserve"> SeOF</w:t>
-      </w:r>
-      <w:r>
-        <w:rPr>
-          <w:rFonts w:ascii="Times New Roman" w:hAnsi="Times New Roman" w:eastAsia="Times New Roman" w:cs="Times New Roman"/>
-          <w:vertAlign w:val="subscript"/>
-        </w:rPr>
-        <w:t>6</w:t>
-      </w:r>
+        <w:t xml:space="preserve"> </w:t>
+      </w:r>
+      <m:oMath>
+        <m:r>
+          <m:t>S</m:t>
+        </m:r>
+        <m:r>
+          <m:t>e</m:t>
+        </m:r>
+        <m:r>
+          <m:t>O</m:t>
+        </m:r>
+        <m:sSub>
+          <m:e>
+            <m:r>
+              <m:t>F</m:t>
+            </m:r>
+          </m:e>
+          <m:sub>
+            <m:r>
+              <m:t>6</m:t>
+            </m:r>
+          </m:sub>
+        </m:sSub>
+      </m:oMath>
       <w:r>
         <w:rPr>
           <w:rFonts w:ascii="Times New Roman" w:hAnsi="Times New Roman" w:eastAsia="Times New Roman" w:cs="Times New Roman"/>
@@ -18480,15 +18956,31 @@
         <w:rPr>
           <w:rFonts w:ascii="Times New Roman" w:hAnsi="Times New Roman" w:eastAsia="Times New Roman" w:cs="Times New Roman"/>
         </w:rPr>
-        <w:t xml:space="preserve"> KClO</w:t>
-      </w:r>
-      <w:r>
-        <w:rPr>
-          <w:rFonts w:ascii="Times New Roman" w:hAnsi="Times New Roman" w:eastAsia="Times New Roman" w:cs="Times New Roman"/>
-          <w:vertAlign w:val="subscript"/>
-        </w:rPr>
-        <w:t>3</w:t>
-      </w:r>
+        <w:t xml:space="preserve"> </w:t>
+      </w:r>
+      <m:oMath>
+        <m:r>
+          <m:t>K</m:t>
+        </m:r>
+        <m:r>
+          <m:t>C</m:t>
+        </m:r>
+        <m:r>
+          <m:t>l</m:t>
+        </m:r>
+        <m:sSub>
+          <m:e>
+            <m:r>
+              <m:t>O</m:t>
+            </m:r>
+          </m:e>
+          <m:sub>
+            <m:r>
+              <m:t>3</m:t>
+            </m:r>
+          </m:sub>
+        </m:sSub>
+      </m:oMath>
       <w:r>
         <w:rPr>
           <w:rFonts w:ascii="Times New Roman" w:hAnsi="Times New Roman" w:eastAsia="Times New Roman" w:cs="Times New Roman"/>
@@ -18741,15 +19233,31 @@
         <w:rPr>
           <w:rFonts w:ascii="Times New Roman" w:hAnsi="Times New Roman" w:eastAsia="Times New Roman" w:cs="Times New Roman"/>
         </w:rPr>
-        <w:t xml:space="preserve"> KClO</w:t>
-      </w:r>
-      <w:r>
-        <w:rPr>
-          <w:rFonts w:ascii="Times New Roman" w:hAnsi="Times New Roman" w:eastAsia="Times New Roman" w:cs="Times New Roman"/>
-          <w:vertAlign w:val="subscript"/>
-        </w:rPr>
-        <w:t>3</w:t>
-      </w:r>
+        <w:t xml:space="preserve"> </w:t>
+      </w:r>
+      <m:oMath>
+        <m:r>
+          <m:t>K</m:t>
+        </m:r>
+        <m:r>
+          <m:t>C</m:t>
+        </m:r>
+        <m:r>
+          <m:t>l</m:t>
+        </m:r>
+        <m:sSub>
+          <m:e>
+            <m:r>
+              <m:t>O</m:t>
+            </m:r>
+          </m:e>
+          <m:sub>
+            <m:r>
+              <m:t>3</m:t>
+            </m:r>
+          </m:sub>
+        </m:sSub>
+      </m:oMath>
       <w:r>
         <w:rPr>
           <w:rFonts w:ascii="Times New Roman" w:hAnsi="Times New Roman" w:eastAsia="Times New Roman" w:cs="Times New Roman"/>
@@ -18775,6 +19283,7 @@
           <w:ilvl w:val="0"/>
           <w:numId w:val="1027"/>
         </w:numPr>
+        <w:spacing w:after="80"/>
       </w:pPr>
       <w:r>
         <w:rPr>
@@ -18819,296 +19328,400 @@
         <w:t>。</w:t>
       </w:r>
     </w:p>
-    <w:p>
-      <w:pPr>
-        <w:pStyle w:val="FirstParagraph"/>
-      </w:pPr>
-      <w:r>
-        <w:rPr>
-          <w:rFonts w:ascii="Times New Roman" w:hAnsi="Times New Roman" w:eastAsia="Times New Roman" w:cs="Times New Roman"/>
-        </w:rPr>
-        <w:t xml:space="preserve">KCl(s)</w:t>
-      </w:r>
-    </w:p>
+    <w:tbl>
+      <w:tblPr>
+        <w:tblStyle w:val="Table"/>
+        <w:tblW w:type="pct" w:w="5000"/>
+        <w:tblLayout w:type="fixed"/>
+        <w:tblLook w:firstRow="1" w:lastRow="0" w:firstColumn="0" w:lastColumn="0" w:noHBand="0" w:noVBand="0" w:val="0020"/>
+      </w:tblPr>
+      <w:tblGrid>
+        <w:gridCol w:w="1320"/>
+        <w:gridCol w:w="1320"/>
+        <w:gridCol w:w="1320"/>
+        <w:gridCol w:w="1320"/>
+        <w:gridCol w:w="1320"/>
+        <w:gridCol w:w="1320"/>
+      </w:tblGrid>
+      <w:tr>
+        <w:trPr>
+          <w:tblHeader w:val="on"/>
+        </w:trPr>
+        <w:tc>
+          <w:tcPr/>
+          <w:p>
+            <w:pPr>
+              <w:pStyle w:val="Compact"/>
+              <w:jc w:val="center"/>
+            </w:pPr>
+          </w:p>
+        </w:tc>
+        <w:tc>
+          <w:tcPr/>
+          <w:p>
+            <w:pPr>
+              <w:pStyle w:val="Compact"/>
+              <w:jc w:val="center"/>
+            </w:pPr>
+            <w:r>
+              <w:rPr>
+                <w:rFonts w:ascii="Times New Roman" w:hAnsi="Times New Roman" w:eastAsia="Times New Roman" w:cs="Times New Roman"/>
+                <w:b/>
+              </w:rPr>
+              <w:t xml:space="preserve">KCl(s)</w:t>
+            </w:r>
+          </w:p>
+        </w:tc>
+        <w:tc>
+          <w:tcPr/>
+          <w:p>
+            <w:pPr>
+              <w:pStyle w:val="Compact"/>
+              <w:jc w:val="center"/>
+            </w:pPr>
+            <m:oMath>
+              <m:r>
+                <m:t>K</m:t>
+              </m:r>
+              <m:r>
+                <m:t>C</m:t>
+              </m:r>
+              <m:r>
+                <m:t>l</m:t>
+              </m:r>
+              <m:sSub>
+                <m:e>
+                  <m:r>
+                    <m:t>O</m:t>
+                  </m:r>
+                </m:e>
+                <m:sub>
+                  <m:r>
+                    <m:t>3</m:t>
+                  </m:r>
+                </m:sub>
+              </m:sSub>
+            </m:oMath>
+            <w:r>
+              <w:rPr>
+                <w:rFonts w:ascii="Times New Roman" w:hAnsi="Times New Roman" w:eastAsia="Times New Roman" w:cs="Times New Roman"/>
+                <w:b/>
+              </w:rPr>
+              <w:t xml:space="preserve"> </w:t>
+            </w:r>
+            <w:r>
+              <w:rPr>
+                <w:rFonts w:ascii="Times New Roman" w:hAnsi="Times New Roman" w:eastAsia="Times New Roman" w:cs="Times New Roman"/>
+                <w:b/>
+              </w:rPr>
+              <w:t xml:space="preserve">(s)</w:t>
+            </w:r>
+          </w:p>
+        </w:tc>
+        <w:tc>
+          <w:tcPr/>
+          <w:p>
+            <w:pPr>
+              <w:pStyle w:val="Compact"/>
+              <w:jc w:val="center"/>
+            </w:pPr>
+            <m:oMath>
+              <m:r>
+                <m:t>S</m:t>
+              </m:r>
+              <m:sSub>
+                <m:e>
+                  <m:r>
+                    <m:t>O</m:t>
+                  </m:r>
+                </m:e>
+                <m:sub>
+                  <m:r>
+                    <m:t>2</m:t>
+                  </m:r>
+                </m:sub>
+              </m:sSub>
+            </m:oMath>
+            <w:r>
+              <w:rPr>
+                <w:rFonts w:ascii="Times New Roman" w:hAnsi="Times New Roman" w:eastAsia="Times New Roman" w:cs="Times New Roman"/>
+                <w:b/>
+              </w:rPr>
+              <w:t xml:space="preserve"> </w:t>
+            </w:r>
+            <w:r>
+              <w:rPr>
+                <w:rFonts w:ascii="Times New Roman" w:hAnsi="Times New Roman" w:eastAsia="Times New Roman" w:cs="Times New Roman"/>
+                <w:b/>
+              </w:rPr>
+              <w:t xml:space="preserve">(g)</w:t>
+            </w:r>
+          </w:p>
+        </w:tc>
+        <w:tc>
+          <w:tcPr/>
+          <w:p>
+            <w:pPr>
+              <w:pStyle w:val="Compact"/>
+              <w:jc w:val="center"/>
+            </w:pPr>
+            <m:oMath>
+              <m:sSub>
+                <m:e>
+                  <m:r>
+                    <m:t>P</m:t>
+                  </m:r>
+                </m:e>
+                <m:sub>
+                  <m:r>
+                    <m:t>4</m:t>
+                  </m:r>
+                </m:sub>
+              </m:sSub>
+              <m:sSub>
+                <m:e>
+                  <m:r>
+                    <m:t>S</m:t>
+                  </m:r>
+                </m:e>
+                <m:sub>
+                  <m:r>
+                    <m:t>3</m:t>
+                  </m:r>
+                </m:sub>
+              </m:sSub>
+            </m:oMath>
+            <w:r>
+              <w:rPr>
+                <w:rFonts w:ascii="Times New Roman" w:hAnsi="Times New Roman" w:eastAsia="Times New Roman" w:cs="Times New Roman"/>
+                <w:b/>
+              </w:rPr>
+              <w:t xml:space="preserve"> </w:t>
+            </w:r>
+            <w:r>
+              <w:rPr>
+                <w:rFonts w:ascii="Times New Roman" w:hAnsi="Times New Roman" w:eastAsia="Times New Roman" w:cs="Times New Roman"/>
+                <w:b/>
+              </w:rPr>
+              <w:t xml:space="preserve">(s)</w:t>
+            </w:r>
+          </w:p>
+        </w:tc>
+        <w:tc>
+          <w:tcPr/>
+          <w:p>
+            <w:pPr>
+              <w:pStyle w:val="Compact"/>
+              <w:jc w:val="center"/>
+            </w:pPr>
+            <m:oMath>
+              <m:sSub>
+                <m:e>
+                  <m:r>
+                    <m:t>P</m:t>
+                  </m:r>
+                </m:e>
+                <m:sub>
+                  <m:r>
+                    <m:t>4</m:t>
+                  </m:r>
+                </m:sub>
+              </m:sSub>
+              <m:sSub>
+                <m:e>
+                  <m:r>
+                    <m:t>O</m:t>
+                  </m:r>
+                </m:e>
+                <m:sub>
+                  <m:r>
+                    <m:t>10</m:t>
+                  </m:r>
+                </m:sub>
+              </m:sSub>
+            </m:oMath>
+            <w:r>
+              <w:rPr>
+                <w:rFonts w:ascii="Times New Roman" w:hAnsi="Times New Roman" w:eastAsia="Times New Roman" w:cs="Times New Roman"/>
+                <w:b/>
+              </w:rPr>
+              <w:t xml:space="preserve"> </w:t>
+            </w:r>
+            <w:r>
+              <w:rPr>
+                <w:rFonts w:ascii="Times New Roman" w:hAnsi="Times New Roman" w:eastAsia="Times New Roman" w:cs="Times New Roman"/>
+                <w:b/>
+              </w:rPr>
+              <w:t xml:space="preserve">(s)</w:t>
+            </w:r>
+          </w:p>
+        </w:tc>
+      </w:tr>
+      <w:tr>
+        <w:tc>
+          <w:tcPr/>
+          <w:p>
+            <w:pPr>
+              <w:pStyle w:val="Compact"/>
+              <w:jc w:val="center"/>
+            </w:pPr>
+            <m:oMath>
+              <m:sSub>
+                <m:e>
+                  <m:r>
+                    <m:rPr>
+                      <m:sty m:val="p"/>
+                    </m:rPr>
+                    <m:t>Δ</m:t>
+                  </m:r>
+                </m:e>
+                <m:sub>
+                  <m:r>
+                    <m:t>f</m:t>
+                  </m:r>
+                </m:sub>
+              </m:sSub>
+              <m:sSup>
+                <m:e>
+                  <m:r>
+                    <m:t>H</m:t>
+                  </m:r>
+                </m:e>
+                <m:sup>
+                  <m:r>
+                    <m:rPr>
+                      <m:sty m:val="p"/>
+                    </m:rPr>
+                    <m:t>⊖</m:t>
+                  </m:r>
+                </m:sup>
+              </m:sSup>
+              <m:r>
+                <m:t>k</m:t>
+              </m:r>
+              <m:r>
+                <m:t>J</m:t>
+              </m:r>
+              <m:r>
+                <m:rPr>
+                  <m:sty m:val="p"/>
+                </m:rPr>
+                <m:t>·</m:t>
+              </m:r>
+              <m:r>
+                <m:t>m</m:t>
+              </m:r>
+              <m:r>
+                <m:t>o</m:t>
+              </m:r>
+              <m:sSup>
+                <m:e>
+                  <m:r>
+                    <m:t>l</m:t>
+                  </m:r>
+                </m:e>
+                <m:sup>
+                  <m:r>
+                    <m:rPr>
+                      <m:sty m:val="p"/>
+                    </m:rPr>
+                    <m:t>−</m:t>
+                  </m:r>
+                  <m:r>
+                    <m:t>1</m:t>
+                  </m:r>
+                </m:sup>
+              </m:sSup>
+            </m:oMath>
+            <w:r>
+              <w:rPr>
+                <w:rFonts w:ascii="Times New Roman" w:hAnsi="Times New Roman" w:eastAsia="Times New Roman" w:cs="Times New Roman"/>
+              </w:rPr>
+              <w:t xml:space="preserve">​</w:t>
+            </w:r>
+          </w:p>
+        </w:tc>
+        <w:tc>
+          <w:tcPr/>
+          <w:p>
+            <w:pPr>
+              <w:pStyle w:val="Compact"/>
+              <w:jc w:val="center"/>
+            </w:pPr>
+            <w:r>
+              <w:rPr>
+                <w:rFonts w:ascii="Times New Roman" w:hAnsi="Times New Roman" w:eastAsia="Times New Roman" w:cs="Times New Roman"/>
+              </w:rPr>
+              <w:t xml:space="preserve">-436.7</w:t>
+            </w:r>
+          </w:p>
+        </w:tc>
+        <w:tc>
+          <w:tcPr/>
+          <w:p>
+            <w:pPr>
+              <w:pStyle w:val="Compact"/>
+              <w:jc w:val="center"/>
+            </w:pPr>
+            <w:r>
+              <w:rPr>
+                <w:rFonts w:ascii="Times New Roman" w:hAnsi="Times New Roman" w:eastAsia="Times New Roman" w:cs="Times New Roman"/>
+              </w:rPr>
+              <w:t xml:space="preserve">-397.7</w:t>
+            </w:r>
+          </w:p>
+        </w:tc>
+        <w:tc>
+          <w:tcPr/>
+          <w:p>
+            <w:pPr>
+              <w:pStyle w:val="Compact"/>
+              <w:jc w:val="center"/>
+            </w:pPr>
+            <w:r>
+              <w:rPr>
+                <w:rFonts w:ascii="Times New Roman" w:hAnsi="Times New Roman" w:eastAsia="Times New Roman" w:cs="Times New Roman"/>
+              </w:rPr>
+              <w:t xml:space="preserve">-296.8</w:t>
+            </w:r>
+          </w:p>
+        </w:tc>
+        <w:tc>
+          <w:tcPr/>
+          <w:p>
+            <w:pPr>
+              <w:pStyle w:val="Compact"/>
+              <w:jc w:val="center"/>
+            </w:pPr>
+            <w:r>
+              <w:rPr>
+                <w:rFonts w:ascii="Times New Roman" w:hAnsi="Times New Roman" w:eastAsia="Times New Roman" w:cs="Times New Roman"/>
+              </w:rPr>
+              <w:t xml:space="preserve">-154.0</w:t>
+            </w:r>
+          </w:p>
+        </w:tc>
+        <w:tc>
+          <w:tcPr/>
+          <w:p>
+            <w:pPr>
+              <w:pStyle w:val="Compact"/>
+              <w:jc w:val="center"/>
+            </w:pPr>
+            <w:r>
+              <w:rPr>
+                <w:rFonts w:ascii="Times New Roman" w:hAnsi="Times New Roman" w:eastAsia="Times New Roman" w:cs="Times New Roman"/>
+              </w:rPr>
+              <w:t xml:space="preserve">-2948</w:t>
+            </w:r>
+          </w:p>
+        </w:tc>
+      </w:tr>
+    </w:tbl>
     <w:p>
       <w:pPr>
         <w:pStyle w:val="BodyText"/>
-      </w:pPr>
-      <w:r>
-        <w:rPr>
-          <w:rFonts w:ascii="Times New Roman" w:hAnsi="Times New Roman" w:eastAsia="Times New Roman" w:cs="Times New Roman"/>
-        </w:rPr>
-        <w:t>KClO</w:t>
-      </w:r>
-      <w:r>
-        <w:rPr>
-          <w:rFonts w:ascii="Times New Roman" w:hAnsi="Times New Roman" w:eastAsia="Times New Roman" w:cs="Times New Roman"/>
-          <w:vertAlign w:val="subscript"/>
-        </w:rPr>
-        <w:t>3</w:t>
-      </w:r>
-      <w:r>
-        <w:rPr>
-          <w:rFonts w:ascii="Times New Roman" w:hAnsi="Times New Roman" w:eastAsia="Times New Roman" w:cs="Times New Roman"/>
-        </w:rPr>
-        <w:t xml:space="preserve"> (s)</w:t>
-      </w:r>
-    </w:p>
-    <w:p>
-      <w:pPr>
-        <w:pStyle w:val="BodyText"/>
-      </w:pPr>
-      <w:r>
-        <w:rPr>
-          <w:rFonts w:ascii="Times New Roman" w:hAnsi="Times New Roman" w:eastAsia="Times New Roman" w:cs="Times New Roman"/>
-        </w:rPr>
-        <w:t>SO</w:t>
-      </w:r>
-      <w:r>
-        <w:rPr>
-          <w:rFonts w:ascii="Times New Roman" w:hAnsi="Times New Roman" w:eastAsia="Times New Roman" w:cs="Times New Roman"/>
-          <w:vertAlign w:val="subscript"/>
-        </w:rPr>
-        <w:t>2</w:t>
-      </w:r>
-      <w:r>
-        <w:rPr>
-          <w:rFonts w:ascii="Times New Roman" w:hAnsi="Times New Roman" w:eastAsia="Times New Roman" w:cs="Times New Roman"/>
-        </w:rPr>
-        <w:t xml:space="preserve"> (g)</w:t>
-      </w:r>
-    </w:p>
-    <w:p>
-      <w:pPr>
-        <w:pStyle w:val="BodyText"/>
-      </w:pPr>
-      <m:oMath>
-        <m:sSub>
-          <m:e>
-            <m:r>
-              <m:t>P</m:t>
-            </m:r>
-          </m:e>
-          <m:sub>
-            <m:r>
-              <m:t>4</m:t>
-            </m:r>
-          </m:sub>
-        </m:sSub>
-        <m:sSub>
-          <m:e>
-            <m:r>
-              <m:t>S</m:t>
-            </m:r>
-          </m:e>
-          <m:sub>
-            <m:r>
-              <m:t>3</m:t>
-            </m:r>
-          </m:sub>
-        </m:sSub>
-      </m:oMath>
-      <w:r>
-        <w:rPr>
-          <w:rFonts w:ascii="Times New Roman" w:hAnsi="Times New Roman" w:eastAsia="Times New Roman" w:cs="Times New Roman"/>
-        </w:rPr>
-        <w:t xml:space="preserve"> </w:t>
-      </w:r>
-      <w:r>
-        <w:rPr>
-          <w:rFonts w:ascii="Times New Roman" w:hAnsi="Times New Roman" w:eastAsia="Times New Roman" w:cs="Times New Roman"/>
-        </w:rPr>
-        <w:t xml:space="preserve">(s)</w:t>
-      </w:r>
-    </w:p>
-    <w:p>
-      <w:pPr>
-        <w:pStyle w:val="BodyText"/>
-      </w:pPr>
-      <m:oMath>
-        <m:sSub>
-          <m:e>
-            <m:r>
-              <m:t>P</m:t>
-            </m:r>
-          </m:e>
-          <m:sub>
-            <m:r>
-              <m:t>4</m:t>
-            </m:r>
-          </m:sub>
-        </m:sSub>
-        <m:sSub>
-          <m:e>
-            <m:r>
-              <m:t>O</m:t>
-            </m:r>
-          </m:e>
-          <m:sub>
-            <m:r>
-              <m:t>10</m:t>
-            </m:r>
-          </m:sub>
-        </m:sSub>
-      </m:oMath>
-      <w:r>
-        <w:rPr>
-          <w:rFonts w:ascii="Times New Roman" w:hAnsi="Times New Roman" w:eastAsia="Times New Roman" w:cs="Times New Roman"/>
-        </w:rPr>
-        <w:t xml:space="preserve"> </w:t>
-      </w:r>
-      <w:r>
-        <w:rPr>
-          <w:rFonts w:ascii="Times New Roman" w:hAnsi="Times New Roman" w:eastAsia="Times New Roman" w:cs="Times New Roman"/>
-        </w:rPr>
-        <w:t xml:space="preserve">(s)</w:t>
-      </w:r>
-    </w:p>
-    <w:p>
-      <w:pPr>
-        <w:pStyle w:val="BodyText"/>
-      </w:pPr>
-      <m:oMath>
-        <m:oMathPr>
-          <m:ctrlPr>
-            <w:rPr>
-              <w:sz w:val="28"/>
-              <w:szCs w:val="28"/>
-            </w:rPr>
-          </m:ctrlPr>
-        </m:oMathPr>
-        <m:sSub>
-          <m:e>
-            <m:r>
-              <m:rPr>
-                <m:sty m:val="p"/>
-              </m:rPr>
-              <m:t>Δ</m:t>
-            </m:r>
-          </m:e>
-          <m:sub>
-            <m:r>
-              <m:t>f</m:t>
-            </m:r>
-          </m:sub>
-        </m:sSub>
-        <m:sSup>
-          <m:e>
-            <m:r>
-              <m:t>H</m:t>
-            </m:r>
-          </m:e>
-          <m:sup>
-            <m:r>
-              <m:rPr>
-                <m:sty m:val="p"/>
-              </m:rPr>
-              <m:t>⊖</m:t>
-            </m:r>
-          </m:sup>
-        </m:sSup>
-        <m:r>
-          <m:t>k</m:t>
-        </m:r>
-        <m:r>
-          <m:t>J</m:t>
-        </m:r>
-        <m:r>
-          <m:rPr>
-            <m:sty m:val="p"/>
-          </m:rPr>
-          <m:t>·</m:t>
-        </m:r>
-        <m:r>
-          <m:t>m</m:t>
-        </m:r>
-        <m:r>
-          <m:t>o</m:t>
-        </m:r>
-        <m:sSup>
-          <m:e>
-            <m:r>
-              <m:t>l</m:t>
-            </m:r>
-          </m:e>
-          <m:sup>
-            <m:r>
-              <m:rPr>
-                <m:sty m:val="p"/>
-              </m:rPr>
-              <m:t>−</m:t>
-            </m:r>
-            <m:r>
-              <m:t>1</m:t>
-            </m:r>
-          </m:sup>
-        </m:sSup>
-      </m:oMath>
-      <w:r>
-        <w:rPr>
-          <w:rFonts w:ascii="Times New Roman" w:hAnsi="Times New Roman" w:eastAsia="Times New Roman" w:cs="Times New Roman"/>
-        </w:rPr>
-        <w:t xml:space="preserve">​</w:t>
-      </w:r>
-    </w:p>
-    <w:p>
-      <w:pPr>
-        <w:pStyle w:val="BodyText"/>
-      </w:pPr>
-      <w:r>
-        <w:rPr>
-          <w:rFonts w:ascii="Times New Roman" w:hAnsi="Times New Roman" w:eastAsia="Times New Roman" w:cs="Times New Roman"/>
-        </w:rPr>
-        <w:t xml:space="preserve">-436.7</w:t>
-      </w:r>
-    </w:p>
-    <w:p>
-      <w:pPr>
-        <w:pStyle w:val="BodyText"/>
-      </w:pPr>
-      <w:r>
-        <w:rPr>
-          <w:rFonts w:ascii="Times New Roman" w:hAnsi="Times New Roman" w:eastAsia="Times New Roman" w:cs="Times New Roman"/>
-        </w:rPr>
-        <w:t xml:space="preserve">-397.7</w:t>
-      </w:r>
-    </w:p>
-    <w:p>
-      <w:pPr>
-        <w:pStyle w:val="BodyText"/>
-      </w:pPr>
-      <w:r>
-        <w:rPr>
-          <w:rFonts w:ascii="Times New Roman" w:hAnsi="Times New Roman" w:eastAsia="Times New Roman" w:cs="Times New Roman"/>
-        </w:rPr>
-        <w:t xml:space="preserve">-296.8</w:t>
-      </w:r>
-    </w:p>
-    <w:p>
-      <w:pPr>
-        <w:pStyle w:val="BodyText"/>
-      </w:pPr>
-      <w:r>
-        <w:rPr>
-          <w:rFonts w:ascii="Times New Roman" w:hAnsi="Times New Roman" w:eastAsia="Times New Roman" w:cs="Times New Roman"/>
-        </w:rPr>
-        <w:t xml:space="preserve">-154.0</w:t>
-      </w:r>
-    </w:p>
-    <w:p>
-      <w:pPr>
-        <w:pStyle w:val="BodyText"/>
-      </w:pPr>
-      <w:r>
-        <w:rPr>
-          <w:rFonts w:ascii="Times New Roman" w:hAnsi="Times New Roman" w:eastAsia="Times New Roman" w:cs="Times New Roman"/>
-        </w:rPr>
-        <w:t xml:space="preserve">-2948</w:t>
-      </w:r>
-    </w:p>
-    <w:p>
-      <w:pPr>
-        <w:pStyle w:val="BodyText"/>
+        <w:spacing w:before="120"/>
       </w:pPr>
       <w:r>
         <w:rPr>
@@ -22420,15 +23033,28 @@
         <w:rPr>
           <w:rFonts w:ascii="Times New Roman" w:hAnsi="Times New Roman" w:eastAsia="Times New Roman" w:cs="Times New Roman"/>
         </w:rPr>
-        <w:t xml:space="preserve"> CCl</w:t>
-      </w:r>
-      <w:r>
-        <w:rPr>
-          <w:rFonts w:ascii="Times New Roman" w:hAnsi="Times New Roman" w:eastAsia="Times New Roman" w:cs="Times New Roman"/>
-          <w:vertAlign w:val="subscript"/>
-        </w:rPr>
-        <w:t>4</w:t>
-      </w:r>
+        <w:t xml:space="preserve"> </w:t>
+      </w:r>
+      <m:oMath>
+        <m:r>
+          <m:t>C</m:t>
+        </m:r>
+        <m:r>
+          <m:t>C</m:t>
+        </m:r>
+        <m:sSub>
+          <m:e>
+            <m:r>
+              <m:t>l</m:t>
+            </m:r>
+          </m:e>
+          <m:sub>
+            <m:r>
+              <m:t>4</m:t>
+            </m:r>
+          </m:sub>
+        </m:sSub>
+      </m:oMath>
       <w:r>
         <w:rPr>
           <w:rFonts w:ascii="Times New Roman" w:hAnsi="Times New Roman" w:eastAsia="Times New Roman" w:cs="Times New Roman"/>
@@ -25320,7 +25946,7 @@
     <ns0:name ns0:val="Verbatim Char"/>
     <ns0:basedOn ns0:val="BodyTextChar"/>
     <ns0:rPr>
-      <ns0:rFonts ns0:ascii="Times New Roman" ns0:cs="Times New Roman" ns0:eastAsia="FangSong" ns0:hAnsi="Times New Roman"/>
+      <ns0:rFonts ns0:ascii="SimSun" ns0:cs="SimSun" ns0:eastAsia="SimSun" ns0:hAnsi="SimSun"/>
       <ns0:b ns0:val="0"/>
       <ns0:sz ns0:val="20"/>
     </ns0:rPr>
@@ -25374,7 +26000,7 @@
       <w:wordWrap w:val="off"/>
     </w:pPr>
     <ns0:rPr>
-      <w:rFonts ns0:ascii="Times New Roman" ns0:hAnsi="Times New Roman" ns0:eastAsia="FangSong" ns0:cs="Times New Roman"/>
+      <w:rFonts ns0:ascii="SimSun" ns0:hAnsi="SimSun" ns0:eastAsia="SimSun" ns0:cs="SimSun"/>
     </ns0:rPr>
   </w:style>
   <w:style w:type="character" w:customStyle="1" w:styleId="KeywordTok">

--- a/00-首页/题组Word/专项卷/一分册/专项卷I-教师版.docx
+++ b/00-首页/题组Word/专项卷/一分册/专项卷I-教师版.docx
@@ -1160,6 +1160,8 @@
     <w:p>
       <w:pPr>
         <w:pStyle w:val="BodyText"/>
+        <w:ind w:left="480" w:hanging="480"/>
+        <w:spacing w:after="0"/>
       </w:pPr>
       <w:r>
         <w:rPr>
@@ -1185,6 +1187,13 @@
         </w:rPr>
         <w:t xml:space="preserve"> </w:t>
       </w:r>
+    </w:p>
+    <w:p>
+      <w:pPr>
+        <w:pStyle w:val="BodyText"/>
+        <w:ind w:left="480" w:hanging="480"/>
+        <w:spacing w:before="0" w:after="0"/>
+      </w:pPr>
       <w:r>
         <w:rPr>
           <w:rFonts w:ascii="Times New Roman" w:hAnsi="Times New Roman" w:eastAsia="Times New Roman" w:cs="Times New Roman"/>
@@ -1215,6 +1224,13 @@
         </w:rPr>
         <w:t xml:space="preserve"> </w:t>
       </w:r>
+    </w:p>
+    <w:p>
+      <w:pPr>
+        <w:pStyle w:val="BodyText"/>
+        <w:ind w:left="480" w:hanging="480"/>
+        <w:spacing w:before="0" w:after="0"/>
+      </w:pPr>
       <w:r>
         <w:rPr>
           <w:rFonts w:ascii="Times New Roman" w:hAnsi="Times New Roman" w:eastAsia="Times New Roman" w:cs="Times New Roman"/>
@@ -1245,6 +1261,13 @@
         </w:rPr>
         <w:t xml:space="preserve"> </w:t>
       </w:r>
+    </w:p>
+    <w:p>
+      <w:pPr>
+        <w:pStyle w:val="BodyText"/>
+        <w:ind w:left="480" w:hanging="480"/>
+        <w:spacing w:before="0" w:after="0"/>
+      </w:pPr>
       <w:r>
         <w:rPr>
           <w:rFonts w:ascii="Times New Roman" w:hAnsi="Times New Roman" w:eastAsia="Times New Roman" w:cs="Times New Roman"/>
@@ -1275,6 +1298,13 @@
         </w:rPr>
         <w:t xml:space="preserve"> </w:t>
       </w:r>
+    </w:p>
+    <w:p>
+      <w:pPr>
+        <w:pStyle w:val="BodyText"/>
+        <w:ind w:left="480" w:hanging="480"/>
+        <w:spacing w:before="0" w:after="180"/>
+      </w:pPr>
       <w:r>
         <w:rPr>
           <w:rFonts w:ascii="Times New Roman" w:hAnsi="Times New Roman" w:eastAsia="Times New Roman" w:cs="Times New Roman"/>
@@ -2262,12 +2292,53 @@
     <w:p>
       <w:pPr>
         <w:pStyle w:val="BodyText"/>
-      </w:pPr>
-      <w:r>
-        <w:rPr>
-          <w:rFonts w:ascii="Times New Roman" w:hAnsi="Times New Roman" w:eastAsia="Times New Roman" w:cs="Times New Roman"/>
-        </w:rPr>
-        <w:t xml:space="preserve">A. ①③④　B. ①④⑥　C. ②⑤　D. ①⑤</w:t>
+        <w:ind w:left="480" w:hanging="480"/>
+        <w:spacing w:after="0"/>
+      </w:pPr>
+      <w:r>
+        <w:rPr>
+          <w:rFonts w:ascii="Times New Roman" w:hAnsi="Times New Roman" w:eastAsia="Times New Roman" w:cs="Times New Roman"/>
+        </w:rPr>
+        <w:t xml:space="preserve">A. ①③④　</w:t>
+      </w:r>
+    </w:p>
+    <w:p>
+      <w:pPr>
+        <w:pStyle w:val="BodyText"/>
+        <w:ind w:left="480" w:hanging="480"/>
+        <w:spacing w:before="0" w:after="0"/>
+      </w:pPr>
+      <w:r>
+        <w:rPr>
+          <w:rFonts w:ascii="Times New Roman" w:hAnsi="Times New Roman" w:eastAsia="Times New Roman" w:cs="Times New Roman"/>
+        </w:rPr>
+        <w:t xml:space="preserve">B. ①④⑥　</w:t>
+      </w:r>
+    </w:p>
+    <w:p>
+      <w:pPr>
+        <w:pStyle w:val="BodyText"/>
+        <w:ind w:left="480" w:hanging="480"/>
+        <w:spacing w:before="0" w:after="0"/>
+      </w:pPr>
+      <w:r>
+        <w:rPr>
+          <w:rFonts w:ascii="Times New Roman" w:hAnsi="Times New Roman" w:eastAsia="Times New Roman" w:cs="Times New Roman"/>
+        </w:rPr>
+        <w:t xml:space="preserve">C. ②⑤　</w:t>
+      </w:r>
+    </w:p>
+    <w:p>
+      <w:pPr>
+        <w:pStyle w:val="BodyText"/>
+        <w:ind w:left="480" w:hanging="480"/>
+        <w:spacing w:before="0" w:after="180"/>
+      </w:pPr>
+      <w:r>
+        <w:rPr>
+          <w:rFonts w:ascii="Times New Roman" w:hAnsi="Times New Roman" w:eastAsia="Times New Roman" w:cs="Times New Roman"/>
+        </w:rPr>
+        <w:t xml:space="preserve">D. ①⑤</w:t>
       </w:r>
     </w:p>
     <w:p>
@@ -5067,7 +5138,7 @@
         </w:rPr>
         <w:drawing>
           <wp:inline>
-            <wp:extent cx="3600000" cy="1795890"/>
+            <wp:extent cx="3599999" cy="1795890"/>
             <wp:effectExtent b="0" l="0" r="0" t="0"/>
             <wp:docPr descr="" title="" id="25" name="Picture"/>
             <a:graphic>
@@ -5088,7 +5159,7 @@
                   <pic:spPr bwMode="auto">
                     <a:xfrm>
                       <a:off x="0" y="0"/>
-                      <a:ext cx="3600000" cy="1795890"/>
+                      <a:ext cx="3599999" cy="1795890"/>
                     </a:xfrm>
                     <a:prstGeom prst="rect">
                       <a:avLst/>
@@ -5423,6 +5494,8 @@
     <w:p>
       <w:pPr>
         <w:pStyle w:val="BodyText"/>
+        <w:ind w:left="480" w:hanging="480"/>
+        <w:spacing w:after="0"/>
       </w:pPr>
       <w:r>
         <w:rPr>
@@ -5440,7 +5513,20 @@
         <w:rPr>
           <w:rFonts w:ascii="Times New Roman" w:hAnsi="Times New Roman" w:eastAsia="Times New Roman" w:cs="Times New Roman"/>
         </w:rPr>
-        <w:t xml:space="preserve"> B. </w:t>
+        <w:t xml:space="preserve"> </w:t>
+      </w:r>
+    </w:p>
+    <w:p>
+      <w:pPr>
+        <w:pStyle w:val="BodyText"/>
+        <w:ind w:left="480" w:hanging="480"/>
+        <w:spacing w:before="0" w:after="0"/>
+      </w:pPr>
+      <w:r>
+        <w:rPr>
+          <w:rFonts w:ascii="Times New Roman" w:hAnsi="Times New Roman" w:eastAsia="Times New Roman" w:cs="Times New Roman"/>
+        </w:rPr>
+        <w:t xml:space="preserve">B. </w:t>
       </w:r>
       <w:r>
         <w:rPr>
@@ -5506,6 +5592,13 @@
         </w:rPr>
         <w:t xml:space="preserve"> </w:t>
       </w:r>
+    </w:p>
+    <w:p>
+      <w:pPr>
+        <w:pStyle w:val="BodyText"/>
+        <w:ind w:left="480" w:hanging="480"/>
+        <w:spacing w:before="0" w:after="0"/>
+      </w:pPr>
       <w:r>
         <w:rPr>
           <w:rFonts w:ascii="Times New Roman" w:hAnsi="Times New Roman" w:eastAsia="Times New Roman" w:cs="Times New Roman"/>
@@ -5534,7 +5627,20 @@
         <w:rPr>
           <w:rFonts w:ascii="Times New Roman" w:hAnsi="Times New Roman" w:eastAsia="Times New Roman" w:cs="Times New Roman"/>
         </w:rPr>
-        <w:t xml:space="preserve"> D. </w:t>
+        <w:t xml:space="preserve"> </w:t>
+      </w:r>
+    </w:p>
+    <w:p>
+      <w:pPr>
+        <w:pStyle w:val="BodyText"/>
+        <w:ind w:left="480" w:hanging="480"/>
+        <w:spacing w:before="0" w:after="180"/>
+      </w:pPr>
+      <w:r>
+        <w:rPr>
+          <w:rFonts w:ascii="Times New Roman" w:hAnsi="Times New Roman" w:eastAsia="Times New Roman" w:cs="Times New Roman"/>
+        </w:rPr>
+        <w:t xml:space="preserve">D. </w:t>
       </w:r>
       <w:r>
         <w:rPr>
@@ -8794,7 +8900,7 @@
         </w:rPr>
         <w:drawing>
           <wp:inline>
-            <wp:extent cx="3600000" cy="2509253"/>
+            <wp:extent cx="3599999" cy="2509253"/>
             <wp:effectExtent b="0" l="0" r="0" t="0"/>
             <wp:docPr descr="" title="" id="40" name="Picture"/>
             <a:graphic>
@@ -8815,7 +8921,7 @@
                   <pic:spPr bwMode="auto">
                     <a:xfrm>
                       <a:off x="0" y="0"/>
-                      <a:ext cx="3600000" cy="2509253"/>
+                      <a:ext cx="3599999" cy="2509253"/>
                     </a:xfrm>
                     <a:prstGeom prst="rect">
                       <a:avLst/>
@@ -10958,7 +11064,7 @@
         </w:rPr>
         <w:drawing>
           <wp:inline>
-            <wp:extent cx="3600000" cy="2158860"/>
+            <wp:extent cx="3599999" cy="2158860"/>
             <wp:effectExtent b="0" l="0" r="0" t="0"/>
             <wp:docPr descr="" title="" id="52" name="Picture"/>
             <a:graphic>
@@ -10979,7 +11085,7 @@
                   <pic:spPr bwMode="auto">
                     <a:xfrm>
                       <a:off x="0" y="0"/>
-                      <a:ext cx="3600000" cy="2158860"/>
+                      <a:ext cx="3599999" cy="2158860"/>
                     </a:xfrm>
                     <a:prstGeom prst="rect">
                       <a:avLst/>
@@ -11010,7 +11116,7 @@
         </w:rPr>
         <w:drawing>
           <wp:inline>
-            <wp:extent cx="3240000" cy="3132326"/>
+            <wp:extent cx="3240000" cy="3121463"/>
             <wp:effectExtent b="0" l="0" r="0" t="0"/>
             <wp:docPr descr="" title="" id="55" name="Picture"/>
             <a:graphic>
@@ -11031,7 +11137,7 @@
                   <pic:spPr bwMode="auto">
                     <a:xfrm>
                       <a:off x="0" y="0"/>
-                      <a:ext cx="3240000" cy="3132326"/>
+                      <a:ext cx="3240000" cy="3121463"/>
                     </a:xfrm>
                     <a:prstGeom prst="rect">
                       <a:avLst/>
@@ -19898,7 +20004,7 @@
         </w:rPr>
         <w:drawing>
           <wp:inline>
-            <wp:extent cx="3600000" cy="922914"/>
+            <wp:extent cx="3599997" cy="922914"/>
             <wp:effectExtent b="0" l="0" r="0" t="0"/>
             <wp:docPr descr="" title="" id="85" name="Picture"/>
             <a:graphic>
@@ -19919,7 +20025,7 @@
                   <pic:spPr bwMode="auto">
                     <a:xfrm>
                       <a:off x="0" y="0"/>
-                      <a:ext cx="3600000" cy="922914"/>
+                      <a:ext cx="3599997" cy="922914"/>
                     </a:xfrm>
                     <a:prstGeom prst="rect">
                       <a:avLst/>

--- a/00-首页/题组Word/专项卷/一分册/专项卷I-教师版.docx
+++ b/00-首页/题组Word/专项卷/一分册/专项卷I-教师版.docx
@@ -19957,7 +19957,7 @@
         <m:sSup>
           <m:e>
             <m:r>
-              <m:t>​</m:t>
+              <m:t xml:space="preserve"> </m:t>
             </m:r>
           </m:e>
           <m:sup>
@@ -20064,7 +20064,7 @@
         <m:sSup>
           <m:e>
             <m:r>
-              <m:t>​</m:t>
+              <m:t xml:space="preserve"> </m:t>
             </m:r>
           </m:e>
           <m:sup>
@@ -20242,7 +20242,7 @@
         <m:sSup>
           <m:e>
             <m:r>
-              <m:t>​</m:t>
+              <m:t xml:space="preserve"> </m:t>
             </m:r>
           </m:e>
           <m:sup>
@@ -20511,7 +20511,7 @@
         <m:sSup>
           <m:e>
             <m:r>
-              <m:t>​</m:t>
+              <m:t xml:space="preserve"> </m:t>
             </m:r>
           </m:e>
           <m:sup>

--- a/00-首页/题组Word/专项卷/一分册/专项卷I-教师版.docx
+++ b/00-首页/题组Word/专项卷/一分册/专项卷I-教师版.docx
@@ -1160,8 +1160,8 @@
     <w:p>
       <w:pPr>
         <w:pStyle w:val="BodyText"/>
+        <w:spacing w:before="0" w:after="0"/>
         <w:ind w:left="480" w:hanging="480"/>
-        <w:spacing w:after="0"/>
       </w:pPr>
       <w:r>
         <w:rPr>
@@ -1191,20 +1191,57 @@
     <w:p>
       <w:pPr>
         <w:pStyle w:val="BodyText"/>
+        <w:spacing w:before="0" w:after="0"/>
         <w:ind w:left="480" w:hanging="480"/>
+      </w:pPr>
+      <w:r>
+        <w:rPr>
+          <w:rFonts w:ascii="Times New Roman" w:hAnsi="Times New Roman" w:eastAsia="Times New Roman" w:cs="Times New Roman"/>
+        </w:rPr>
+        <w:t xml:space="preserve">A. </w:t>
+      </w:r>
+      <w:r>
+        <w:rPr>
+          <w:rFonts w:hint="eastAsia" w:ascii="Times New Roman" w:hAnsi="Times New Roman" w:eastAsia="FangSong" w:cs="Times New Roman"/>
+        </w:rPr>
+        <w:t>不能节省燃料</w:t>
+      </w:r>
+      <w:r>
+        <w:rPr>
+          <w:rFonts w:hint="eastAsia" w:ascii="Times New Roman" w:hAnsi="Times New Roman" w:eastAsia="Times New Roman" w:cs="Times New Roman"/>
+        </w:rPr>
+        <w:t>，</w:t>
+      </w:r>
+      <w:r>
+        <w:rPr>
+          <w:rFonts w:hint="eastAsia" w:ascii="Times New Roman" w:hAnsi="Times New Roman" w:eastAsia="FangSong" w:cs="Times New Roman"/>
+        </w:rPr>
+        <w:t>但能使炉火瞬间更旺</w:t>
+      </w:r>
+      <w:r>
+        <w:rPr>
+          <w:rFonts w:ascii="Times New Roman" w:hAnsi="Times New Roman" w:eastAsia="Times New Roman" w:cs="Times New Roman"/>
+        </w:rPr>
+        <w:t xml:space="preserve"> </w:t>
+      </w:r>
+    </w:p>
+    <w:p>
+      <w:pPr>
+        <w:pStyle w:val="BodyText"/>
         <w:spacing w:before="0" w:after="0"/>
-      </w:pPr>
-      <w:r>
-        <w:rPr>
-          <w:rFonts w:ascii="Times New Roman" w:hAnsi="Times New Roman" w:eastAsia="Times New Roman" w:cs="Times New Roman"/>
-        </w:rPr>
-        <w:t xml:space="preserve">A. </w:t>
-      </w:r>
-      <w:r>
-        <w:rPr>
-          <w:rFonts w:hint="eastAsia" w:ascii="Times New Roman" w:hAnsi="Times New Roman" w:eastAsia="FangSong" w:cs="Times New Roman"/>
-        </w:rPr>
-        <w:t>不能节省燃料</w:t>
+        <w:ind w:left="480" w:hanging="480"/>
+      </w:pPr>
+      <w:r>
+        <w:rPr>
+          <w:rFonts w:ascii="Times New Roman" w:hAnsi="Times New Roman" w:eastAsia="Times New Roman" w:cs="Times New Roman"/>
+        </w:rPr>
+        <w:t xml:space="preserve">B. </w:t>
+      </w:r>
+      <w:r>
+        <w:rPr>
+          <w:rFonts w:hint="eastAsia" w:ascii="Times New Roman" w:hAnsi="Times New Roman" w:eastAsia="FangSong" w:cs="Times New Roman"/>
+        </w:rPr>
+        <w:t>虽不能使炉火更旺</w:t>
       </w:r>
       <w:r>
         <w:rPr>
@@ -1216,7 +1253,7 @@
         <w:rPr>
           <w:rFonts w:hint="eastAsia" w:ascii="Times New Roman" w:hAnsi="Times New Roman" w:eastAsia="FangSong" w:cs="Times New Roman"/>
         </w:rPr>
-        <w:t>但能使炉火瞬间更旺</w:t>
+        <w:t>但可以节省燃料</w:t>
       </w:r>
       <w:r>
         <w:rPr>
@@ -1228,82 +1265,45 @@
     <w:p>
       <w:pPr>
         <w:pStyle w:val="BodyText"/>
+        <w:spacing w:before="0" w:after="0"/>
         <w:ind w:left="480" w:hanging="480"/>
+      </w:pPr>
+      <w:r>
+        <w:rPr>
+          <w:rFonts w:ascii="Times New Roman" w:hAnsi="Times New Roman" w:eastAsia="Times New Roman" w:cs="Times New Roman"/>
+        </w:rPr>
+        <w:t xml:space="preserve">C. </w:t>
+      </w:r>
+      <w:r>
+        <w:rPr>
+          <w:rFonts w:hint="eastAsia" w:ascii="Times New Roman" w:hAnsi="Times New Roman" w:eastAsia="FangSong" w:cs="Times New Roman"/>
+        </w:rPr>
+        <w:t>既能使炉火更旺</w:t>
+      </w:r>
+      <w:r>
+        <w:rPr>
+          <w:rFonts w:hint="eastAsia" w:ascii="Times New Roman" w:hAnsi="Times New Roman" w:eastAsia="Times New Roman" w:cs="Times New Roman"/>
+        </w:rPr>
+        <w:t>，</w:t>
+      </w:r>
+      <w:r>
+        <w:rPr>
+          <w:rFonts w:hint="eastAsia" w:ascii="Times New Roman" w:hAnsi="Times New Roman" w:eastAsia="FangSong" w:cs="Times New Roman"/>
+        </w:rPr>
+        <w:t>又能节省燃料</w:t>
+      </w:r>
+      <w:r>
+        <w:rPr>
+          <w:rFonts w:ascii="Times New Roman" w:hAnsi="Times New Roman" w:eastAsia="Times New Roman" w:cs="Times New Roman"/>
+        </w:rPr>
+        <w:t xml:space="preserve"> </w:t>
+      </w:r>
+    </w:p>
+    <w:p>
+      <w:pPr>
+        <w:pStyle w:val="BodyText"/>
         <w:spacing w:before="0" w:after="0"/>
-      </w:pPr>
-      <w:r>
-        <w:rPr>
-          <w:rFonts w:ascii="Times New Roman" w:hAnsi="Times New Roman" w:eastAsia="Times New Roman" w:cs="Times New Roman"/>
-        </w:rPr>
-        <w:t xml:space="preserve">B. </w:t>
-      </w:r>
-      <w:r>
-        <w:rPr>
-          <w:rFonts w:hint="eastAsia" w:ascii="Times New Roman" w:hAnsi="Times New Roman" w:eastAsia="FangSong" w:cs="Times New Roman"/>
-        </w:rPr>
-        <w:t>虽不能使炉火更旺</w:t>
-      </w:r>
-      <w:r>
-        <w:rPr>
-          <w:rFonts w:hint="eastAsia" w:ascii="Times New Roman" w:hAnsi="Times New Roman" w:eastAsia="Times New Roman" w:cs="Times New Roman"/>
-        </w:rPr>
-        <w:t>，</w:t>
-      </w:r>
-      <w:r>
-        <w:rPr>
-          <w:rFonts w:hint="eastAsia" w:ascii="Times New Roman" w:hAnsi="Times New Roman" w:eastAsia="FangSong" w:cs="Times New Roman"/>
-        </w:rPr>
-        <w:t>但可以节省燃料</w:t>
-      </w:r>
-      <w:r>
-        <w:rPr>
-          <w:rFonts w:ascii="Times New Roman" w:hAnsi="Times New Roman" w:eastAsia="Times New Roman" w:cs="Times New Roman"/>
-        </w:rPr>
-        <w:t xml:space="preserve"> </w:t>
-      </w:r>
-    </w:p>
-    <w:p>
-      <w:pPr>
-        <w:pStyle w:val="BodyText"/>
         <w:ind w:left="480" w:hanging="480"/>
-        <w:spacing w:before="0" w:after="0"/>
-      </w:pPr>
-      <w:r>
-        <w:rPr>
-          <w:rFonts w:ascii="Times New Roman" w:hAnsi="Times New Roman" w:eastAsia="Times New Roman" w:cs="Times New Roman"/>
-        </w:rPr>
-        <w:t xml:space="preserve">C. </w:t>
-      </w:r>
-      <w:r>
-        <w:rPr>
-          <w:rFonts w:hint="eastAsia" w:ascii="Times New Roman" w:hAnsi="Times New Roman" w:eastAsia="FangSong" w:cs="Times New Roman"/>
-        </w:rPr>
-        <w:t>既能使炉火更旺</w:t>
-      </w:r>
-      <w:r>
-        <w:rPr>
-          <w:rFonts w:hint="eastAsia" w:ascii="Times New Roman" w:hAnsi="Times New Roman" w:eastAsia="Times New Roman" w:cs="Times New Roman"/>
-        </w:rPr>
-        <w:t>，</w:t>
-      </w:r>
-      <w:r>
-        <w:rPr>
-          <w:rFonts w:hint="eastAsia" w:ascii="Times New Roman" w:hAnsi="Times New Roman" w:eastAsia="FangSong" w:cs="Times New Roman"/>
-        </w:rPr>
-        <w:t>又能节省燃料</w:t>
-      </w:r>
-      <w:r>
-        <w:rPr>
-          <w:rFonts w:ascii="Times New Roman" w:hAnsi="Times New Roman" w:eastAsia="Times New Roman" w:cs="Times New Roman"/>
-        </w:rPr>
-        <w:t xml:space="preserve"> </w:t>
-      </w:r>
-    </w:p>
-    <w:p>
-      <w:pPr>
-        <w:pStyle w:val="BodyText"/>
-        <w:ind w:left="480" w:hanging="480"/>
-        <w:spacing w:before="0" w:after="180"/>
       </w:pPr>
       <w:r>
         <w:rPr>
@@ -1375,6 +1375,14 @@
       <w:tblPr>
         <w:tblStyle w:val="Table"/>
         <w:tblW w:type="auto" w:w="0"/>
+        <w:tblBorders>
+          <w:top w:val="single" w:sz="12" w:space="0" w:color="000000"/>
+          <w:left w:val="none" w:sz="0" w:space="0" w:color="auto"/>
+          <w:bottom w:val="single" w:sz="12" w:space="0" w:color="000000"/>
+          <w:right w:val="none" w:sz="0" w:space="0" w:color="auto"/>
+          <w:insideH w:val="none" w:sz="0" w:space="0" w:color="auto"/>
+          <w:insideV w:val="none" w:sz="0" w:space="0" w:color="auto"/>
+        </w:tblBorders>
         <w:tblLook w:firstRow="1" w:lastRow="0" w:firstColumn="0" w:lastColumn="0" w:noHBand="0" w:noVBand="0" w:val="0020"/>
       </w:tblPr>
       <w:tblGrid>
@@ -1386,7 +1394,11 @@
           <w:tblHeader w:val="on"/>
         </w:trPr>
         <w:tc>
-          <w:tcPr/>
+          <w:tcPr>
+            <w:tcBorders>
+              <w:bottom w:val="single" w:sz="8" w:space="0" w:color="000000"/>
+            </w:tcBorders>
+          </w:tcPr>
           <w:p>
             <w:pPr>
               <w:pStyle w:val="Compact"/>
@@ -1402,7 +1414,11 @@
           </w:p>
         </w:tc>
         <w:tc>
-          <w:tcPr/>
+          <w:tcPr>
+            <w:tcBorders>
+              <w:bottom w:val="single" w:sz="8" w:space="0" w:color="000000"/>
+            </w:tcBorders>
+          </w:tcPr>
           <w:p>
             <w:pPr>
               <w:pStyle w:val="Compact"/>
@@ -1792,6 +1808,14 @@
       <w:tblPr>
         <w:tblStyle w:val="Table"/>
         <w:tblW w:type="auto" w:w="0"/>
+        <w:tblBorders>
+          <w:top w:val="single" w:sz="12" w:space="0" w:color="000000"/>
+          <w:left w:val="none" w:sz="0" w:space="0" w:color="auto"/>
+          <w:bottom w:val="single" w:sz="12" w:space="0" w:color="000000"/>
+          <w:right w:val="none" w:sz="0" w:space="0" w:color="auto"/>
+          <w:insideH w:val="none" w:sz="0" w:space="0" w:color="auto"/>
+          <w:insideV w:val="none" w:sz="0" w:space="0" w:color="auto"/>
+        </w:tblBorders>
         <w:tblLook w:firstRow="1" w:lastRow="0" w:firstColumn="0" w:lastColumn="0" w:noHBand="0" w:noVBand="0" w:val="0020"/>
       </w:tblPr>
       <w:tblGrid>
@@ -1803,7 +1827,11 @@
           <w:tblHeader w:val="on"/>
         </w:trPr>
         <w:tc>
-          <w:tcPr/>
+          <w:tcPr>
+            <w:tcBorders>
+              <w:bottom w:val="single" w:sz="8" w:space="0" w:color="000000"/>
+            </w:tcBorders>
+          </w:tcPr>
           <w:p>
             <w:pPr>
               <w:pStyle w:val="Compact"/>
@@ -1819,7 +1847,11 @@
           </w:p>
         </w:tc>
         <w:tc>
-          <w:tcPr/>
+          <w:tcPr>
+            <w:tcBorders>
+              <w:bottom w:val="single" w:sz="8" w:space="0" w:color="000000"/>
+            </w:tcBorders>
+          </w:tcPr>
           <w:p>
             <w:pPr>
               <w:pStyle w:val="Compact"/>
@@ -2292,8 +2324,8 @@
     <w:p>
       <w:pPr>
         <w:pStyle w:val="BodyText"/>
+        <w:spacing w:before="0" w:after="0"/>
         <w:ind w:left="480" w:hanging="480"/>
-        <w:spacing w:after="0"/>
       </w:pPr>
       <w:r>
         <w:rPr>
@@ -2305,34 +2337,34 @@
     <w:p>
       <w:pPr>
         <w:pStyle w:val="BodyText"/>
+        <w:spacing w:before="0" w:after="0"/>
         <w:ind w:left="480" w:hanging="480"/>
+      </w:pPr>
+      <w:r>
+        <w:rPr>
+          <w:rFonts w:ascii="Times New Roman" w:hAnsi="Times New Roman" w:eastAsia="Times New Roman" w:cs="Times New Roman"/>
+        </w:rPr>
+        <w:t xml:space="preserve">B. ①④⑥　</w:t>
+      </w:r>
+    </w:p>
+    <w:p>
+      <w:pPr>
+        <w:pStyle w:val="BodyText"/>
         <w:spacing w:before="0" w:after="0"/>
-      </w:pPr>
-      <w:r>
-        <w:rPr>
-          <w:rFonts w:ascii="Times New Roman" w:hAnsi="Times New Roman" w:eastAsia="Times New Roman" w:cs="Times New Roman"/>
-        </w:rPr>
-        <w:t xml:space="preserve">B. ①④⑥　</w:t>
+        <w:ind w:left="480" w:hanging="480"/>
+      </w:pPr>
+      <w:r>
+        <w:rPr>
+          <w:rFonts w:ascii="Times New Roman" w:hAnsi="Times New Roman" w:eastAsia="Times New Roman" w:cs="Times New Roman"/>
+        </w:rPr>
+        <w:t xml:space="preserve">C. ②⑤　</w:t>
       </w:r>
     </w:p>
     <w:p>
       <w:pPr>
         <w:pStyle w:val="BodyText"/>
+        <w:spacing w:before="0" w:after="0"/>
         <w:ind w:left="480" w:hanging="480"/>
-        <w:spacing w:before="0" w:after="0"/>
-      </w:pPr>
-      <w:r>
-        <w:rPr>
-          <w:rFonts w:ascii="Times New Roman" w:hAnsi="Times New Roman" w:eastAsia="Times New Roman" w:cs="Times New Roman"/>
-        </w:rPr>
-        <w:t xml:space="preserve">C. ②⑤　</w:t>
-      </w:r>
-    </w:p>
-    <w:p>
-      <w:pPr>
-        <w:pStyle w:val="BodyText"/>
-        <w:ind w:left="480" w:hanging="480"/>
-        <w:spacing w:before="0" w:after="180"/>
       </w:pPr>
       <w:r>
         <w:rPr>
@@ -3189,6 +3221,14 @@
         <w:tblStyle w:val="Table"/>
         <w:tblW w:type="pct" w:w="5000"/>
         <w:tblLayout w:type="fixed"/>
+        <w:tblBorders>
+          <w:top w:val="single" w:sz="12" w:space="0" w:color="000000"/>
+          <w:left w:val="none" w:sz="0" w:space="0" w:color="auto"/>
+          <w:bottom w:val="single" w:sz="12" w:space="0" w:color="000000"/>
+          <w:right w:val="none" w:sz="0" w:space="0" w:color="auto"/>
+          <w:insideH w:val="none" w:sz="0" w:space="0" w:color="auto"/>
+          <w:insideV w:val="none" w:sz="0" w:space="0" w:color="auto"/>
+        </w:tblBorders>
         <w:tblLook w:firstRow="1" w:lastRow="0" w:firstColumn="0" w:lastColumn="0" w:noHBand="0" w:noVBand="0" w:val="0020"/>
       </w:tblPr>
       <w:tblGrid>
@@ -3200,7 +3240,11 @@
           <w:tblHeader w:val="on"/>
         </w:trPr>
         <w:tc>
-          <w:tcPr/>
+          <w:tcPr>
+            <w:tcBorders>
+              <w:bottom w:val="single" w:sz="8" w:space="0" w:color="000000"/>
+            </w:tcBorders>
+          </w:tcPr>
           <w:p>
             <w:pPr>
               <w:pStyle w:val="Compact"/>
@@ -3216,7 +3260,11 @@
           </w:p>
         </w:tc>
         <w:tc>
-          <w:tcPr/>
+          <w:tcPr>
+            <w:tcBorders>
+              <w:bottom w:val="single" w:sz="8" w:space="0" w:color="000000"/>
+            </w:tcBorders>
+          </w:tcPr>
           <w:p>
             <w:pPr>
               <w:pStyle w:val="Compact"/>
@@ -3738,6 +3786,14 @@
       <w:tblPr>
         <w:tblStyle w:val="Table"/>
         <w:tblW w:type="auto" w:w="0"/>
+        <w:tblBorders>
+          <w:top w:val="single" w:sz="12" w:space="0" w:color="000000"/>
+          <w:left w:val="none" w:sz="0" w:space="0" w:color="auto"/>
+          <w:bottom w:val="single" w:sz="12" w:space="0" w:color="000000"/>
+          <w:right w:val="none" w:sz="0" w:space="0" w:color="auto"/>
+          <w:insideH w:val="none" w:sz="0" w:space="0" w:color="auto"/>
+          <w:insideV w:val="none" w:sz="0" w:space="0" w:color="auto"/>
+        </w:tblBorders>
         <w:tblLook w:firstRow="1" w:lastRow="0" w:firstColumn="0" w:lastColumn="0" w:noHBand="0" w:noVBand="0" w:val="0020"/>
       </w:tblPr>
       <w:tblGrid>
@@ -3749,7 +3805,11 @@
           <w:tblHeader w:val="on"/>
         </w:trPr>
         <w:tc>
-          <w:tcPr/>
+          <w:tcPr>
+            <w:tcBorders>
+              <w:bottom w:val="single" w:sz="8" w:space="0" w:color="000000"/>
+            </w:tcBorders>
+          </w:tcPr>
           <w:p>
             <w:pPr>
               <w:pStyle w:val="Compact"/>
@@ -3765,7 +3825,11 @@
           </w:p>
         </w:tc>
         <w:tc>
-          <w:tcPr/>
+          <w:tcPr>
+            <w:tcBorders>
+              <w:bottom w:val="single" w:sz="8" w:space="0" w:color="000000"/>
+            </w:tcBorders>
+          </w:tcPr>
           <w:p>
             <w:pPr>
               <w:pStyle w:val="Compact"/>
@@ -5494,8 +5558,8 @@
     <w:p>
       <w:pPr>
         <w:pStyle w:val="BodyText"/>
+        <w:spacing w:before="0" w:after="0"/>
         <w:ind w:left="480" w:hanging="480"/>
-        <w:spacing w:after="0"/>
       </w:pPr>
       <w:r>
         <w:rPr>
@@ -5519,8 +5583,8 @@
     <w:p>
       <w:pPr>
         <w:pStyle w:val="BodyText"/>
+        <w:spacing w:before="0" w:after="0"/>
         <w:ind w:left="480" w:hanging="480"/>
-        <w:spacing w:before="0" w:after="0"/>
       </w:pPr>
       <w:r>
         <w:rPr>
@@ -5596,45 +5660,45 @@
     <w:p>
       <w:pPr>
         <w:pStyle w:val="BodyText"/>
+        <w:spacing w:before="0" w:after="0"/>
         <w:ind w:left="480" w:hanging="480"/>
+      </w:pPr>
+      <w:r>
+        <w:rPr>
+          <w:rFonts w:ascii="Times New Roman" w:hAnsi="Times New Roman" w:eastAsia="Times New Roman" w:cs="Times New Roman"/>
+        </w:rPr>
+        <w:t xml:space="preserve">C. </w:t>
+      </w:r>
+      <w:r>
+        <w:rPr>
+          <w:rFonts w:hint="eastAsia" w:ascii="Times New Roman" w:hAnsi="Times New Roman" w:eastAsia="FangSong" w:cs="Times New Roman"/>
+        </w:rPr>
+        <w:t xml:space="preserve">浓</w:t>
+      </w:r>
+      <w:r>
+        <w:rPr>
+          <w:rFonts w:ascii="Times New Roman" w:hAnsi="Times New Roman" w:eastAsia="Times New Roman" w:cs="Times New Roman"/>
+        </w:rPr>
+        <w:t xml:space="preserve"> NaOH </w:t>
+      </w:r>
+      <w:r>
+        <w:rPr>
+          <w:rFonts w:hint="eastAsia" w:ascii="Times New Roman" w:hAnsi="Times New Roman" w:eastAsia="FangSong" w:cs="Times New Roman"/>
+        </w:rPr>
+        <w:t xml:space="preserve">溶液</w:t>
+      </w:r>
+      <w:r>
+        <w:rPr>
+          <w:rFonts w:ascii="Times New Roman" w:hAnsi="Times New Roman" w:eastAsia="Times New Roman" w:cs="Times New Roman"/>
+        </w:rPr>
+        <w:t xml:space="preserve"> </w:t>
+      </w:r>
+    </w:p>
+    <w:p>
+      <w:pPr>
+        <w:pStyle w:val="BodyText"/>
         <w:spacing w:before="0" w:after="0"/>
-      </w:pPr>
-      <w:r>
-        <w:rPr>
-          <w:rFonts w:ascii="Times New Roman" w:hAnsi="Times New Roman" w:eastAsia="Times New Roman" w:cs="Times New Roman"/>
-        </w:rPr>
-        <w:t xml:space="preserve">C. </w:t>
-      </w:r>
-      <w:r>
-        <w:rPr>
-          <w:rFonts w:hint="eastAsia" w:ascii="Times New Roman" w:hAnsi="Times New Roman" w:eastAsia="FangSong" w:cs="Times New Roman"/>
-        </w:rPr>
-        <w:t xml:space="preserve">浓</w:t>
-      </w:r>
-      <w:r>
-        <w:rPr>
-          <w:rFonts w:ascii="Times New Roman" w:hAnsi="Times New Roman" w:eastAsia="Times New Roman" w:cs="Times New Roman"/>
-        </w:rPr>
-        <w:t xml:space="preserve"> NaOH </w:t>
-      </w:r>
-      <w:r>
-        <w:rPr>
-          <w:rFonts w:hint="eastAsia" w:ascii="Times New Roman" w:hAnsi="Times New Roman" w:eastAsia="FangSong" w:cs="Times New Roman"/>
-        </w:rPr>
-        <w:t xml:space="preserve">溶液</w:t>
-      </w:r>
-      <w:r>
-        <w:rPr>
-          <w:rFonts w:ascii="Times New Roman" w:hAnsi="Times New Roman" w:eastAsia="Times New Roman" w:cs="Times New Roman"/>
-        </w:rPr>
-        <w:t xml:space="preserve"> </w:t>
-      </w:r>
-    </w:p>
-    <w:p>
-      <w:pPr>
-        <w:pStyle w:val="BodyText"/>
         <w:ind w:left="480" w:hanging="480"/>
-        <w:spacing w:before="0" w:after="180"/>
       </w:pPr>
       <w:r>
         <w:rPr>
@@ -5819,6 +5883,14 @@
       <w:tblPr>
         <w:tblStyle w:val="Table"/>
         <w:tblW w:type="auto" w:w="0"/>
+        <w:tblBorders>
+          <w:top w:val="single" w:sz="12" w:space="0" w:color="000000"/>
+          <w:left w:val="none" w:sz="0" w:space="0" w:color="auto"/>
+          <w:bottom w:val="single" w:sz="12" w:space="0" w:color="000000"/>
+          <w:right w:val="none" w:sz="0" w:space="0" w:color="auto"/>
+          <w:insideH w:val="none" w:sz="0" w:space="0" w:color="auto"/>
+          <w:insideV w:val="none" w:sz="0" w:space="0" w:color="auto"/>
+        </w:tblBorders>
         <w:tblLook w:firstRow="1" w:lastRow="0" w:firstColumn="0" w:lastColumn="0" w:noHBand="0" w:noVBand="0" w:val="0020"/>
       </w:tblPr>
       <w:tblGrid>
@@ -5830,7 +5902,11 @@
           <w:tblHeader w:val="on"/>
         </w:trPr>
         <w:tc>
-          <w:tcPr/>
+          <w:tcPr>
+            <w:tcBorders>
+              <w:bottom w:val="single" w:sz="8" w:space="0" w:color="000000"/>
+            </w:tcBorders>
+          </w:tcPr>
           <w:p>
             <w:pPr>
               <w:pStyle w:val="Compact"/>
@@ -5846,7 +5922,11 @@
           </w:p>
         </w:tc>
         <w:tc>
-          <w:tcPr/>
+          <w:tcPr>
+            <w:tcBorders>
+              <w:bottom w:val="single" w:sz="8" w:space="0" w:color="000000"/>
+            </w:tcBorders>
+          </w:tcPr>
           <w:p>
             <w:pPr>
               <w:pStyle w:val="Compact"/>
@@ -6359,6 +6439,14 @@
       <w:tblPr>
         <w:tblStyle w:val="Table"/>
         <w:tblW w:type="auto" w:w="0"/>
+        <w:tblBorders>
+          <w:top w:val="single" w:sz="12" w:space="0" w:color="000000"/>
+          <w:left w:val="none" w:sz="0" w:space="0" w:color="auto"/>
+          <w:bottom w:val="single" w:sz="12" w:space="0" w:color="000000"/>
+          <w:right w:val="none" w:sz="0" w:space="0" w:color="auto"/>
+          <w:insideH w:val="none" w:sz="0" w:space="0" w:color="auto"/>
+          <w:insideV w:val="none" w:sz="0" w:space="0" w:color="auto"/>
+        </w:tblBorders>
         <w:tblLook w:firstRow="1" w:lastRow="0" w:firstColumn="0" w:lastColumn="0" w:noHBand="0" w:noVBand="0" w:val="0020"/>
       </w:tblPr>
       <w:tblGrid>
@@ -6372,7 +6460,11 @@
           <w:tblHeader w:val="on"/>
         </w:trPr>
         <w:tc>
-          <w:tcPr/>
+          <w:tcPr>
+            <w:tcBorders>
+              <w:bottom w:val="single" w:sz="8" w:space="0" w:color="000000"/>
+            </w:tcBorders>
+          </w:tcPr>
           <w:p>
             <w:pPr>
               <w:pStyle w:val="Compact"/>
@@ -6388,7 +6480,11 @@
           </w:p>
         </w:tc>
         <w:tc>
-          <w:tcPr/>
+          <w:tcPr>
+            <w:tcBorders>
+              <w:bottom w:val="single" w:sz="8" w:space="0" w:color="000000"/>
+            </w:tcBorders>
+          </w:tcPr>
           <w:p>
             <w:pPr>
               <w:pStyle w:val="Compact"/>
@@ -6404,7 +6500,11 @@
           </w:p>
         </w:tc>
         <w:tc>
-          <w:tcPr/>
+          <w:tcPr>
+            <w:tcBorders>
+              <w:bottom w:val="single" w:sz="8" w:space="0" w:color="000000"/>
+            </w:tcBorders>
+          </w:tcPr>
           <w:p>
             <w:pPr>
               <w:pStyle w:val="Compact"/>
@@ -6420,7 +6520,11 @@
           </w:p>
         </w:tc>
         <w:tc>
-          <w:tcPr/>
+          <w:tcPr>
+            <w:tcBorders>
+              <w:bottom w:val="single" w:sz="8" w:space="0" w:color="000000"/>
+            </w:tcBorders>
+          </w:tcPr>
           <w:p>
             <w:pPr>
               <w:pStyle w:val="Compact"/>
@@ -7917,6 +8021,14 @@
       <w:tblPr>
         <w:tblStyle w:val="Table"/>
         <w:tblW w:type="auto" w:w="0"/>
+        <w:tblBorders>
+          <w:top w:val="single" w:sz="12" w:space="0" w:color="000000"/>
+          <w:left w:val="none" w:sz="0" w:space="0" w:color="auto"/>
+          <w:bottom w:val="single" w:sz="12" w:space="0" w:color="000000"/>
+          <w:right w:val="none" w:sz="0" w:space="0" w:color="auto"/>
+          <w:insideH w:val="none" w:sz="0" w:space="0" w:color="auto"/>
+          <w:insideV w:val="none" w:sz="0" w:space="0" w:color="auto"/>
+        </w:tblBorders>
         <w:tblLook w:firstRow="1" w:lastRow="0" w:firstColumn="0" w:lastColumn="0" w:noHBand="0" w:noVBand="0" w:val="0020"/>
       </w:tblPr>
       <w:tblGrid>
@@ -7928,7 +8040,11 @@
           <w:tblHeader w:val="on"/>
         </w:trPr>
         <w:tc>
-          <w:tcPr/>
+          <w:tcPr>
+            <w:tcBorders>
+              <w:bottom w:val="single" w:sz="8" w:space="0" w:color="000000"/>
+            </w:tcBorders>
+          </w:tcPr>
           <w:p>
             <w:pPr>
               <w:pStyle w:val="Compact"/>
@@ -7944,7 +8060,11 @@
           </w:p>
         </w:tc>
         <w:tc>
-          <w:tcPr/>
+          <w:tcPr>
+            <w:tcBorders>
+              <w:bottom w:val="single" w:sz="8" w:space="0" w:color="000000"/>
+            </w:tcBorders>
+          </w:tcPr>
           <w:p>
             <w:pPr>
               <w:pStyle w:val="Compact"/>
@@ -8363,6 +8483,14 @@
       <w:tblPr>
         <w:tblStyle w:val="Table"/>
         <w:tblW w:type="auto" w:w="0"/>
+        <w:tblBorders>
+          <w:top w:val="single" w:sz="12" w:space="0" w:color="000000"/>
+          <w:left w:val="none" w:sz="0" w:space="0" w:color="auto"/>
+          <w:bottom w:val="single" w:sz="12" w:space="0" w:color="000000"/>
+          <w:right w:val="none" w:sz="0" w:space="0" w:color="auto"/>
+          <w:insideH w:val="none" w:sz="0" w:space="0" w:color="auto"/>
+          <w:insideV w:val="none" w:sz="0" w:space="0" w:color="auto"/>
+        </w:tblBorders>
         <w:tblLook w:firstRow="1" w:lastRow="0" w:firstColumn="0" w:lastColumn="0" w:noHBand="0" w:noVBand="0" w:val="0020"/>
       </w:tblPr>
       <w:tblGrid>
@@ -8374,7 +8502,11 @@
           <w:tblHeader w:val="on"/>
         </w:trPr>
         <w:tc>
-          <w:tcPr/>
+          <w:tcPr>
+            <w:tcBorders>
+              <w:bottom w:val="single" w:sz="8" w:space="0" w:color="000000"/>
+            </w:tcBorders>
+          </w:tcPr>
           <w:p>
             <w:pPr>
               <w:pStyle w:val="Compact"/>
@@ -8390,7 +8522,11 @@
           </w:p>
         </w:tc>
         <w:tc>
-          <w:tcPr/>
+          <w:tcPr>
+            <w:tcBorders>
+              <w:bottom w:val="single" w:sz="8" w:space="0" w:color="000000"/>
+            </w:tcBorders>
+          </w:tcPr>
           <w:p>
             <w:pPr>
               <w:pStyle w:val="Compact"/>
@@ -9525,6 +9661,14 @@
       <w:tblPr>
         <w:tblStyle w:val="Table"/>
         <w:tblW w:type="auto" w:w="0"/>
+        <w:tblBorders>
+          <w:top w:val="single" w:sz="12" w:space="0" w:color="000000"/>
+          <w:left w:val="none" w:sz="0" w:space="0" w:color="auto"/>
+          <w:bottom w:val="single" w:sz="12" w:space="0" w:color="000000"/>
+          <w:right w:val="none" w:sz="0" w:space="0" w:color="auto"/>
+          <w:insideH w:val="none" w:sz="0" w:space="0" w:color="auto"/>
+          <w:insideV w:val="none" w:sz="0" w:space="0" w:color="auto"/>
+        </w:tblBorders>
         <w:tblLook w:firstRow="1" w:lastRow="0" w:firstColumn="0" w:lastColumn="0" w:noHBand="0" w:noVBand="0" w:val="0020"/>
       </w:tblPr>
       <w:tblGrid>
@@ -9536,7 +9680,11 @@
           <w:tblHeader w:val="on"/>
         </w:trPr>
         <w:tc>
-          <w:tcPr/>
+          <w:tcPr>
+            <w:tcBorders>
+              <w:bottom w:val="single" w:sz="8" w:space="0" w:color="000000"/>
+            </w:tcBorders>
+          </w:tcPr>
           <w:p>
             <w:pPr>
               <w:pStyle w:val="Compact"/>
@@ -9552,7 +9700,11 @@
           </w:p>
         </w:tc>
         <w:tc>
-          <w:tcPr/>
+          <w:tcPr>
+            <w:tcBorders>
+              <w:bottom w:val="single" w:sz="8" w:space="0" w:color="000000"/>
+            </w:tcBorders>
+          </w:tcPr>
           <w:p>
             <w:pPr>
               <w:pStyle w:val="Compact"/>
@@ -10059,6 +10211,14 @@
       <w:tblPr>
         <w:tblStyle w:val="Table"/>
         <w:tblW w:type="auto" w:w="0"/>
+        <w:tblBorders>
+          <w:top w:val="single" w:sz="12" w:space="0" w:color="000000"/>
+          <w:left w:val="none" w:sz="0" w:space="0" w:color="auto"/>
+          <w:bottom w:val="single" w:sz="12" w:space="0" w:color="000000"/>
+          <w:right w:val="none" w:sz="0" w:space="0" w:color="auto"/>
+          <w:insideH w:val="none" w:sz="0" w:space="0" w:color="auto"/>
+          <w:insideV w:val="none" w:sz="0" w:space="0" w:color="auto"/>
+        </w:tblBorders>
         <w:tblLook w:firstRow="1" w:lastRow="0" w:firstColumn="0" w:lastColumn="0" w:noHBand="0" w:noVBand="0" w:val="0020"/>
       </w:tblPr>
       <w:tblGrid>
@@ -10070,7 +10230,11 @@
           <w:tblHeader w:val="on"/>
         </w:trPr>
         <w:tc>
-          <w:tcPr/>
+          <w:tcPr>
+            <w:tcBorders>
+              <w:bottom w:val="single" w:sz="8" w:space="0" w:color="000000"/>
+            </w:tcBorders>
+          </w:tcPr>
           <w:p>
             <w:pPr>
               <w:pStyle w:val="Compact"/>
@@ -10086,7 +10250,11 @@
           </w:p>
         </w:tc>
         <w:tc>
-          <w:tcPr/>
+          <w:tcPr>
+            <w:tcBorders>
+              <w:bottom w:val="single" w:sz="8" w:space="0" w:color="000000"/>
+            </w:tcBorders>
+          </w:tcPr>
           <w:p>
             <w:pPr>
               <w:pStyle w:val="Compact"/>
@@ -10666,6 +10834,14 @@
       <w:tblPr>
         <w:tblStyle w:val="Table"/>
         <w:tblW w:type="auto" w:w="0"/>
+        <w:tblBorders>
+          <w:top w:val="single" w:sz="12" w:space="0" w:color="000000"/>
+          <w:left w:val="none" w:sz="0" w:space="0" w:color="auto"/>
+          <w:bottom w:val="single" w:sz="12" w:space="0" w:color="000000"/>
+          <w:right w:val="none" w:sz="0" w:space="0" w:color="auto"/>
+          <w:insideH w:val="none" w:sz="0" w:space="0" w:color="auto"/>
+          <w:insideV w:val="none" w:sz="0" w:space="0" w:color="auto"/>
+        </w:tblBorders>
         <w:tblLook w:firstRow="1" w:lastRow="0" w:firstColumn="0" w:lastColumn="0" w:noHBand="0" w:noVBand="0" w:val="0020"/>
       </w:tblPr>
       <w:tblGrid>
@@ -10677,7 +10853,11 @@
           <w:tblHeader w:val="on"/>
         </w:trPr>
         <w:tc>
-          <w:tcPr/>
+          <w:tcPr>
+            <w:tcBorders>
+              <w:bottom w:val="single" w:sz="8" w:space="0" w:color="000000"/>
+            </w:tcBorders>
+          </w:tcPr>
           <w:p>
             <w:pPr>
               <w:pStyle w:val="Compact"/>
@@ -10693,7 +10873,11 @@
           </w:p>
         </w:tc>
         <w:tc>
-          <w:tcPr/>
+          <w:tcPr>
+            <w:tcBorders>
+              <w:bottom w:val="single" w:sz="8" w:space="0" w:color="000000"/>
+            </w:tcBorders>
+          </w:tcPr>
           <w:p>
             <w:pPr>
               <w:pStyle w:val="Compact"/>
@@ -11192,6 +11376,7 @@
     <w:p>
       <w:pPr>
         <w:pStyle w:val="FirstParagraph"/>
+        <w:spacing w:before="0" w:after="0"/>
       </w:pPr>
       <w:r>
         <w:rPr>
@@ -11282,6 +11467,7 @@
     <w:p>
       <w:pPr>
         <w:pStyle w:val="BodyText"/>
+        <w:spacing w:before="0" w:after="0"/>
       </w:pPr>
       <w:r>
         <w:rPr>
@@ -11368,6 +11554,7 @@
     <w:p>
       <w:pPr>
         <w:pStyle w:val="BodyText"/>
+        <w:spacing w:before="0" w:after="0"/>
       </w:pPr>
       <w:r>
         <w:rPr>
@@ -11452,6 +11639,7 @@
     <w:p>
       <w:pPr>
         <w:pStyle w:val="BodyText"/>
+        <w:spacing w:before="0" w:after="0"/>
       </w:pPr>
       <w:r>
         <w:rPr>
@@ -12483,6 +12671,14 @@
       <w:tblPr>
         <w:tblStyle w:val="Table"/>
         <w:tblW w:type="auto" w:w="0"/>
+        <w:tblBorders>
+          <w:top w:val="single" w:sz="12" w:space="0" w:color="000000"/>
+          <w:left w:val="none" w:sz="0" w:space="0" w:color="auto"/>
+          <w:bottom w:val="single" w:sz="12" w:space="0" w:color="000000"/>
+          <w:right w:val="none" w:sz="0" w:space="0" w:color="auto"/>
+          <w:insideH w:val="none" w:sz="0" w:space="0" w:color="auto"/>
+          <w:insideV w:val="none" w:sz="0" w:space="0" w:color="auto"/>
+        </w:tblBorders>
         <w:tblLook w:firstRow="1" w:lastRow="0" w:firstColumn="0" w:lastColumn="0" w:noHBand="0" w:noVBand="0" w:val="0020"/>
       </w:tblPr>
       <w:tblGrid>
@@ -12494,7 +12690,11 @@
           <w:tblHeader w:val="on"/>
         </w:trPr>
         <w:tc>
-          <w:tcPr/>
+          <w:tcPr>
+            <w:tcBorders>
+              <w:bottom w:val="single" w:sz="8" w:space="0" w:color="000000"/>
+            </w:tcBorders>
+          </w:tcPr>
           <w:p>
             <w:pPr>
               <w:pStyle w:val="Compact"/>
@@ -12510,7 +12710,11 @@
           </w:p>
         </w:tc>
         <w:tc>
-          <w:tcPr/>
+          <w:tcPr>
+            <w:tcBorders>
+              <w:bottom w:val="single" w:sz="8" w:space="0" w:color="000000"/>
+            </w:tcBorders>
+          </w:tcPr>
           <w:p>
             <w:pPr>
               <w:pStyle w:val="Compact"/>
@@ -13064,6 +13268,14 @@
       <w:tblPr>
         <w:tblStyle w:val="Table"/>
         <w:tblW w:type="auto" w:w="0"/>
+        <w:tblBorders>
+          <w:top w:val="single" w:sz="12" w:space="0" w:color="000000"/>
+          <w:left w:val="none" w:sz="0" w:space="0" w:color="auto"/>
+          <w:bottom w:val="single" w:sz="12" w:space="0" w:color="000000"/>
+          <w:right w:val="none" w:sz="0" w:space="0" w:color="auto"/>
+          <w:insideH w:val="none" w:sz="0" w:space="0" w:color="auto"/>
+          <w:insideV w:val="none" w:sz="0" w:space="0" w:color="auto"/>
+        </w:tblBorders>
         <w:tblLook w:firstRow="1" w:lastRow="0" w:firstColumn="0" w:lastColumn="0" w:noHBand="0" w:noVBand="0" w:val="0020"/>
       </w:tblPr>
       <w:tblGrid>
@@ -13075,7 +13287,11 @@
           <w:tblHeader w:val="on"/>
         </w:trPr>
         <w:tc>
-          <w:tcPr/>
+          <w:tcPr>
+            <w:tcBorders>
+              <w:bottom w:val="single" w:sz="8" w:space="0" w:color="000000"/>
+            </w:tcBorders>
+          </w:tcPr>
           <w:p>
             <w:pPr>
               <w:pStyle w:val="Compact"/>
@@ -13091,7 +13307,11 @@
           </w:p>
         </w:tc>
         <w:tc>
-          <w:tcPr/>
+          <w:tcPr>
+            <w:tcBorders>
+              <w:bottom w:val="single" w:sz="8" w:space="0" w:color="000000"/>
+            </w:tcBorders>
+          </w:tcPr>
           <w:p>
             <w:pPr>
               <w:pStyle w:val="Compact"/>
@@ -17533,6 +17753,14 @@
         <w:tblStyle w:val="Table"/>
         <w:tblW w:type="pct" w:w="5000"/>
         <w:tblLayout w:type="fixed"/>
+        <w:tblBorders>
+          <w:top w:val="single" w:sz="12" w:space="0" w:color="000000"/>
+          <w:left w:val="none" w:sz="0" w:space="0" w:color="auto"/>
+          <w:bottom w:val="single" w:sz="12" w:space="0" w:color="000000"/>
+          <w:right w:val="none" w:sz="0" w:space="0" w:color="auto"/>
+          <w:insideH w:val="none" w:sz="0" w:space="0" w:color="auto"/>
+          <w:insideV w:val="none" w:sz="0" w:space="0" w:color="auto"/>
+        </w:tblBorders>
         <w:tblLook w:firstRow="1" w:lastRow="0" w:firstColumn="0" w:lastColumn="0" w:noHBand="0" w:noVBand="0" w:val="0020"/>
       </w:tblPr>
       <w:tblGrid>
@@ -17544,7 +17772,11 @@
           <w:tblHeader w:val="on"/>
         </w:trPr>
         <w:tc>
-          <w:tcPr/>
+          <w:tcPr>
+            <w:tcBorders>
+              <w:bottom w:val="single" w:sz="8" w:space="0" w:color="000000"/>
+            </w:tcBorders>
+          </w:tcPr>
           <w:p>
             <w:pPr>
               <w:pStyle w:val="Compact"/>
@@ -17560,7 +17792,11 @@
           </w:p>
         </w:tc>
         <w:tc>
-          <w:tcPr/>
+          <w:tcPr>
+            <w:tcBorders>
+              <w:bottom w:val="single" w:sz="8" w:space="0" w:color="000000"/>
+            </w:tcBorders>
+          </w:tcPr>
           <w:p>
             <w:pPr>
               <w:pStyle w:val="Compact"/>
@@ -19109,6 +19345,7 @@
     <w:p>
       <w:pPr>
         <w:pStyle w:val="FirstParagraph"/>
+        <w:spacing w:before="0" w:after="0"/>
       </w:pPr>
       <w:r>
         <w:rPr>
@@ -19439,6 +19676,14 @@
         <w:tblStyle w:val="Table"/>
         <w:tblW w:type="pct" w:w="5000"/>
         <w:tblLayout w:type="fixed"/>
+        <w:tblBorders>
+          <w:top w:val="single" w:sz="12" w:space="0" w:color="000000"/>
+          <w:left w:val="none" w:sz="0" w:space="0" w:color="auto"/>
+          <w:bottom w:val="single" w:sz="12" w:space="0" w:color="000000"/>
+          <w:right w:val="none" w:sz="0" w:space="0" w:color="auto"/>
+          <w:insideH w:val="none" w:sz="0" w:space="0" w:color="auto"/>
+          <w:insideV w:val="none" w:sz="0" w:space="0" w:color="auto"/>
+        </w:tblBorders>
         <w:tblLook w:firstRow="1" w:lastRow="0" w:firstColumn="0" w:lastColumn="0" w:noHBand="0" w:noVBand="0" w:val="0020"/>
       </w:tblPr>
       <w:tblGrid>
@@ -19454,7 +19699,11 @@
           <w:tblHeader w:val="on"/>
         </w:trPr>
         <w:tc>
-          <w:tcPr/>
+          <w:tcPr>
+            <w:tcBorders>
+              <w:bottom w:val="single" w:sz="8" w:space="0" w:color="000000"/>
+            </w:tcBorders>
+          </w:tcPr>
           <w:p>
             <w:pPr>
               <w:pStyle w:val="Compact"/>
@@ -19463,7 +19712,11 @@
           </w:p>
         </w:tc>
         <w:tc>
-          <w:tcPr/>
+          <w:tcPr>
+            <w:tcBorders>
+              <w:bottom w:val="single" w:sz="8" w:space="0" w:color="000000"/>
+            </w:tcBorders>
+          </w:tcPr>
           <w:p>
             <w:pPr>
               <w:pStyle w:val="Compact"/>
@@ -19479,7 +19732,11 @@
           </w:p>
         </w:tc>
         <w:tc>
-          <w:tcPr/>
+          <w:tcPr>
+            <w:tcBorders>
+              <w:bottom w:val="single" w:sz="8" w:space="0" w:color="000000"/>
+            </w:tcBorders>
+          </w:tcPr>
           <w:p>
             <w:pPr>
               <w:pStyle w:val="Compact"/>
@@ -19525,7 +19782,11 @@
           </w:p>
         </w:tc>
         <w:tc>
-          <w:tcPr/>
+          <w:tcPr>
+            <w:tcBorders>
+              <w:bottom w:val="single" w:sz="8" w:space="0" w:color="000000"/>
+            </w:tcBorders>
+          </w:tcPr>
           <w:p>
             <w:pPr>
               <w:pStyle w:val="Compact"/>
@@ -19565,7 +19826,11 @@
           </w:p>
         </w:tc>
         <w:tc>
-          <w:tcPr/>
+          <w:tcPr>
+            <w:tcBorders>
+              <w:bottom w:val="single" w:sz="8" w:space="0" w:color="000000"/>
+            </w:tcBorders>
+          </w:tcPr>
           <w:p>
             <w:pPr>
               <w:pStyle w:val="Compact"/>
@@ -19614,7 +19879,11 @@
           </w:p>
         </w:tc>
         <w:tc>
-          <w:tcPr/>
+          <w:tcPr>
+            <w:tcBorders>
+              <w:bottom w:val="single" w:sz="8" w:space="0" w:color="000000"/>
+            </w:tcBorders>
+          </w:tcPr>
           <w:p>
             <w:pPr>
               <w:pStyle w:val="Compact"/>
@@ -19827,7 +20096,7 @@
     <w:p>
       <w:pPr>
         <w:pStyle w:val="BodyText"/>
-        <w:spacing w:before="120"/>
+        <w:spacing w:before="0" w:after="0"/>
       </w:pPr>
       <w:r>
         <w:rPr>
@@ -20406,6 +20675,7 @@
     <w:p>
       <w:pPr>
         <w:pStyle w:val="BodyText"/>
+        <w:spacing w:before="0" w:after="0"/>
       </w:pPr>
       <w:r>
         <w:rPr>
@@ -25449,7 +25719,7 @@
     <ns0:rPr>
       <ns0:rFonts ns0:ascii="Times New Roman" ns0:cs="Times New Roman" ns0:eastAsia="SimHei" ns0:hAnsi="Times New Roman"/>
       <ns0:b/>
-      <ns0:color ns0:val="17324D"/>
+      <ns0:color ns0:val="000000"/>
       <ns0:sz ns0:val="44"/>
       <ns0:szCs ns0:val="56"/>
     </ns0:rPr>
@@ -25591,7 +25861,7 @@
     <ns0:rPr>
       <ns0:rFonts ns0:ascii="Times New Roman" ns0:cs="Times New Roman" ns0:eastAsia="SimHei" ns0:hAnsi="Times New Roman"/>
       <ns0:b/>
-      <ns0:color ns0:val="17324D"/>
+      <ns0:color ns0:val="000000"/>
       <ns0:sz ns0:val="32"/>
       <ns0:szCs ns0:val="40"/>
     </ns0:rPr>
@@ -25615,7 +25885,7 @@
     <ns0:rPr>
       <ns0:rFonts ns0:ascii="Times New Roman" ns0:cs="Times New Roman" ns0:eastAsia="SimHei" ns0:hAnsi="Times New Roman"/>
       <ns0:b/>
-      <ns0:color ns0:val="17324D"/>
+      <ns0:color ns0:val="000000"/>
       <ns0:sz ns0:val="28"/>
       <ns0:szCs ns0:val="32"/>
     </ns0:rPr>
@@ -25639,7 +25909,7 @@
     <ns0:rPr>
       <ns0:rFonts ns0:ascii="Times New Roman" ns0:cs="Times New Roman" ns0:eastAsia="SimHei" ns0:hAnsi="Times New Roman"/>
       <ns0:b/>
-      <ns0:color ns0:val="17324D"/>
+      <ns0:color ns0:val="000000"/>
       <ns0:sz ns0:val="25"/>
       <ns0:szCs ns0:val="28"/>
     </ns0:rPr>
